--- a/_implementation-notes/evening-series/FotH Evening Session 5 Leader Notes DRAFT v1.docx
+++ b/_implementation-notes/evening-series/FotH Evening Session 5 Leader Notes DRAFT v1.docx
@@ -874,7 +874,7 @@
           <w:color w:val="2C5F2D"/>
           <w:sz w:val="24"/>
         </w:rPr>
-        <w:t>Slide 12 — Your Take-Home Card — This Week’s Practice</w:t>
+        <w:t>Slide 12 — The Take-Home Sheet — the Daily Rhythm</w:t>
       </w:r>
     </w:p>
     <w:p>
@@ -908,7 +908,7 @@
         <w:ind w:left="216"/>
       </w:pPr>
       <w:r>
-        <w:t>1. Check-off card (H5.6): daily morning question, evening note, and the one-condition practice; two one-time boxes.</w:t>
+        <w:t>1. The sheet on the screen is the sheet in their hands — walk it, don't read it.</w:t>
       </w:r>
     </w:p>
     <w:p>
@@ -916,7 +916,15 @@
         <w:ind w:left="216"/>
       </w:pPr>
       <w:r>
-        <w:t>2. A missed box is never a failure — it is an invitation to return.</w:t>
+        <w:t>2. The standing practice first: the morning question, the evening journal line — every day, both weeks; one box per day on the two week-grids.</w:t>
+      </w:r>
+    </w:p>
+    <w:p>
+      <w:pPr>
+        <w:ind w:left="216"/>
+      </w:pPr>
+      <w:r>
+        <w:t>3. A missed box is never a failure — it is an invitation to return.</w:t>
       </w:r>
     </w:p>
     <w:p>
@@ -931,7 +939,7 @@
         <w:t>CUES:</w:t>
       </w:r>
       <w:r>
-        <w:t xml:space="preserve"> Rides inside the practice block.</w:t>
+        <w:t xml:space="preserve"> Rides inside the commissioning block; the four parts are the next slide.</w:t>
       </w:r>
     </w:p>
     <w:p>
@@ -946,7 +954,79 @@
           <w:color w:val="2C5F2D"/>
           <w:sz w:val="24"/>
         </w:rPr>
-        <w:t>Slide 13 — The Leader Feedback Round</w:t>
+        <w:t>Slide 13 — The Take-Home Sheet — the Four Parts</w:t>
+      </w:r>
+    </w:p>
+    <w:p>
+      <w:pPr>
+        <w:keepNext/>
+        <w:spacing w:after="40"/>
+      </w:pPr>
+      <w:r>
+        <w:rPr>
+          <w:b/>
+          <w:color w:val="6B8E3F"/>
+          <w:sz w:val="18"/>
+        </w:rPr>
+        <w:t>S5 · 8:20–8:24 · LEAD: CONTENT PRESENTER</w:t>
+      </w:r>
+    </w:p>
+    <w:p>
+      <w:pPr>
+        <w:ind w:left="216"/>
+      </w:pPr>
+      <w:r>
+        <w:rPr>
+          <w:b/>
+          <w:color w:val="595959"/>
+        </w:rPr>
+        <w:t>BEATS:</w:t>
+      </w:r>
+    </w:p>
+    <w:p>
+      <w:pPr>
+        <w:ind w:left="216"/>
+      </w:pPr>
+      <w:r>
+        <w:t>1. The four parts, in order: the homework practice, week one (one friendship, one condition); the end-of-week-one check-in; the homework practice, week two (same friendship, second condition — or deeper); one sentence of preparation.</w:t>
+      </w:r>
+    </w:p>
+    <w:p>
+      <w:pPr>
+        <w:ind w:left="216"/>
+      </w:pPr>
+      <w:r>
+        <w:t>2. Check-in partners are named aloud before leaving this slide — the sheet has the line to write the name.</w:t>
+      </w:r>
+    </w:p>
+    <w:p>
+      <w:pPr>
+        <w:ind w:left="216"/>
+      </w:pPr>
+      <w:r>
+        <w:rPr>
+          <w:b/>
+          <w:color w:val="595959"/>
+        </w:rPr>
+        <w:t>GUARD:</w:t>
+      </w:r>
+      <w:r>
+        <w:t xml:space="preserve"> Do not reteach the practice here — the practice slide did that; this is the sheet-walk only.</w:t>
+      </w:r>
+    </w:p>
+    <w:p>
+      <w:pPr>
+        <w:keepNext/>
+        <w:spacing w:before="160" w:after="20"/>
+      </w:pPr>
+      <w:r>
+        <w:rPr>
+          <w:rFonts w:ascii="Cambria" w:hAnsi="Cambria"/>
+          <w:b/>
+          <w:color w:val="2C5F2D"/>
+          <w:sz w:val="24"/>
+        </w:rPr>
+        <w:t>Slide 14 — The Leader Feedback Round</w:t>
       </w:r>
     </w:p>
     <w:p>
@@ -1026,7 +1106,7 @@
           <w:color w:val="2C5F2D"/>
           <w:sz w:val="24"/>
         </w:rPr>
-        <w:t>Slide 14 — Closing the Container + Aaronic Blessing</w:t>
+        <w:t>Slide 15 — Closing the Container + Aaronic Blessing</w:t>
       </w:r>
     </w:p>
     <w:p>

--- a/_implementation-notes/evening-series/FotH Evening Session 5 Leader Notes DRAFT v1.docx
+++ b/_implementation-notes/evening-series/FotH Evening Session 5 Leader Notes DRAFT v1.docx
@@ -801,7 +801,87 @@
           <w:color w:val="2C5F2D"/>
           <w:sz w:val="24"/>
         </w:rPr>
-        <w:t>Slide 11 — The Homework Practice — One Friendship, One Condition</w:t>
+        <w:t>Slide 11 — More Than the Four</w:t>
+      </w:r>
+    </w:p>
+    <w:p>
+      <w:pPr>
+        <w:keepNext/>
+        <w:spacing w:after="40"/>
+      </w:pPr>
+      <w:r>
+        <w:rPr>
+          <w:b/>
+          <w:color w:val="6B8E3F"/>
+          <w:sz w:val="18"/>
+        </w:rPr>
+        <w:t>S5 · 8:18–8:20 · LEAD: CONTENT PRESENTER · WRAP-UP</w:t>
+      </w:r>
+    </w:p>
+    <w:p>
+      <w:pPr>
+        <w:ind w:left="216"/>
+      </w:pPr>
+      <w:r>
+        <w:rPr>
+          <w:b/>
+          <w:color w:val="595959"/>
+        </w:rPr>
+        <w:t>BEATS:</w:t>
+      </w:r>
+    </w:p>
+    <w:p>
+      <w:pPr>
+        <w:ind w:left="216"/>
+      </w:pPr>
+      <w:r>
+        <w:t>1. Name it plainly: the four conditions are foundational — they are what make a close friendship possible. They are not the whole of friendship.</w:t>
+      </w:r>
+    </w:p>
+    <w:p>
+      <w:pPr>
+        <w:ind w:left="216"/>
+      </w:pPr>
+      <w:r>
+        <w:t>2. A good friend also reaches you in other ways: they give you energy — you walk away uplifted; they are warm and caring; maybe even funny.</w:t>
+      </w:r>
+    </w:p>
+    <w:p>
+      <w:pPr>
+        <w:ind w:left="216"/>
+      </w:pPr>
+      <w:r>
+        <w:t>3. Turn it toward choice: these other gifts are a way to think about WHICH friendships you want to deepen — with the process and intentionality we have just walked. As you work your one friendship these two weeks, notice what else your good friendships give you.</w:t>
+      </w:r>
+    </w:p>
+    <w:p>
+      <w:pPr>
+        <w:ind w:left="216"/>
+      </w:pPr>
+      <w:r>
+        <w:rPr>
+          <w:b/>
+          <w:color w:val="595959"/>
+        </w:rPr>
+        <w:t>GUARD:</w:t>
+      </w:r>
+      <w:r>
+        <w:t xml:space="preserve"> Two minutes, riding the tail of the merge block — not a second teaching. The commissioning needs its time.</w:t>
+      </w:r>
+    </w:p>
+    <w:p>
+      <w:pPr>
+        <w:keepNext/>
+        <w:spacing w:before="160" w:after="20"/>
+      </w:pPr>
+      <w:r>
+        <w:rPr>
+          <w:rFonts w:ascii="Cambria" w:hAnsi="Cambria"/>
+          <w:b/>
+          <w:color w:val="2C5F2D"/>
+          <w:sz w:val="24"/>
+        </w:rPr>
+        <w:t>Slide 12 — The Homework Practice — One Friendship, One Condition</w:t>
       </w:r>
     </w:p>
     <w:p>
@@ -874,7 +954,7 @@
           <w:color w:val="2C5F2D"/>
           <w:sz w:val="24"/>
         </w:rPr>
-        <w:t>Slide 12 — The Take-Home Sheet — the Daily Rhythm</w:t>
+        <w:t>Slide 13 — The Take-Home Sheet — the Daily Rhythm</w:t>
       </w:r>
     </w:p>
     <w:p>
@@ -954,7 +1034,7 @@
           <w:color w:val="2C5F2D"/>
           <w:sz w:val="24"/>
         </w:rPr>
-        <w:t>Slide 13 — The Take-Home Sheet — the Four Parts</w:t>
+        <w:t>Slide 14 — The Take-Home Sheet — the Four Parts</w:t>
       </w:r>
     </w:p>
     <w:p>
@@ -1026,7 +1106,7 @@
           <w:color w:val="2C5F2D"/>
           <w:sz w:val="24"/>
         </w:rPr>
-        <w:t>Slide 14 — The Leader Feedback Round</w:t>
+        <w:t>Slide 15 — The Leader Feedback Round</w:t>
       </w:r>
     </w:p>
     <w:p>
@@ -1106,7 +1186,7 @@
           <w:color w:val="2C5F2D"/>
           <w:sz w:val="24"/>
         </w:rPr>
-        <w:t>Slide 15 — Closing the Container + Aaronic Blessing</w:t>
+        <w:t>Slide 16 — Closing the Container + Aaronic Blessing</w:t>
       </w:r>
     </w:p>
     <w:p>

--- a/_implementation-notes/evening-series/FotH Evening Session 5 Leader Notes DRAFT v1.docx
+++ b/_implementation-notes/evening-series/FotH Evening Session 5 Leader Notes DRAFT v1.docx
@@ -413,7 +413,7 @@
           <w:color w:val="2C5F2D"/>
           <w:sz w:val="24"/>
         </w:rPr>
-        <w:t>Slide 7 — The Four Conditions</w:t>
+        <w:t>Slide 7 — Friendship Mapping with Four Conditions</w:t>
       </w:r>
     </w:p>
     <w:p>
@@ -494,7 +494,7 @@
         <w:ind w:left="216"/>
       </w:pPr>
       <w:r>
-        <w:t>4. Teach lightly — the cluster exercise does the depth work.</w:t>
+        <w:t>4. Teach lightly — the pairs exercise does the depth work.</w:t>
       </w:r>
     </w:p>
     <w:p>
@@ -574,7 +574,7 @@
         <w:ind w:left="216"/>
       </w:pPr>
       <w:r>
-        <w:t>3. Pray and send: same rooms; back at 8:08. Ten or fewer — stay one circle.</w:t>
+        <w:t>3. Pray and send: in pairs, right where you sit; back together at 8:08. Ten or fewer can also stay one circle.</w:t>
       </w:r>
     </w:p>
     <w:p>
@@ -589,7 +589,7 @@
         <w:t>SMALL ROOM:</w:t>
       </w:r>
       <w:r>
-        <w:t xml:space="preserve"> the split is only necessary if the room is large enough to need it. With six or so, stay one circle — or drop into quick pair work in place, knee to knee. Pair work is also the standing time-recovery lever: a full split-and-merge costs about five minutes.</w:t>
+        <w:t xml:space="preserve"> the split is only necessary if the room is large enough to need it. With six or so, stay one circle — or the quick pair work in place, knee to knee. Pair work is also the standing time-recovery lever: a full split-and-merge costs about five minutes.</w:t>
       </w:r>
     </w:p>
     <w:p>
@@ -604,7 +604,7 @@
         <w:t>CUES:</w:t>
       </w:r>
       <w:r>
-        <w:t xml:space="preserve"> In each cluster the Companion goes first on every condition, then the arranged parent opens; teens choose their own depth after; pass anytime.</w:t>
+        <w:t xml:space="preserve"> A leader models each condition first, then the arranged parent opens; teens choose their own depth after; pass anytime.</w:t>
       </w:r>
     </w:p>
     <w:p>

--- a/_implementation-notes/evening-series/FotH Evening Session 5 Leader Notes DRAFT v1.docx
+++ b/_implementation-notes/evening-series/FotH Evening Session 5 Leader Notes DRAFT v1.docx
@@ -165,7 +165,7 @@
         <w:ind w:left="216"/>
       </w:pPr>
       <w:r>
-        <w:t>3. Tonight makes visible the four conditions that have been quietly holding this room, and asks where they live in our actual friendships. Deeper than connecting: this is how we love others.</w:t>
+        <w:t>3. Tonight makes visible the four conditions that have been quietly holding this room, and asks where they live in our actual friendships. The four conditions can be a basis for loving others — foundational, not exhaustive: there is more to loving somebody than these four (the wrap-up slide names it).</w:t>
       </w:r>
     </w:p>
     <w:p>

--- a/_implementation-notes/evening-series/FotH Evening Session 5 Leader Notes DRAFT v1.docx
+++ b/_implementation-notes/evening-series/FotH Evening Session 5 Leader Notes DRAFT v1.docx
@@ -4,7 +4,7 @@
   <w:body>
     <w:p>
       <w:pPr>
-        <w:spacing w:after="40"/>
+        <w:spacing w:before="0" w:after="40"/>
       </w:pPr>
       <w:r>
         <w:rPr>
@@ -18,22 +18,92 @@
     </w:p>
     <w:p>
       <w:pPr>
-        <w:spacing w:after="160"/>
+        <w:spacing w:before="0" w:after="80"/>
       </w:pPr>
       <w:r>
         <w:rPr>
-          <w:i/>
           <w:color w:val="595959"/>
           <w:sz w:val="18"/>
         </w:rPr>
-        <w:t>FotH Evening · the speaker notes, in hand — so the leading pair reads the room, not the screen. Same content as the deck notes; the slides carry the room, these notes carry you. Practice the session together beforehand.</w:t>
+        <w:t>FotH Evening · the speaker notes, in hand — so the leading pair reads the room, not the screen. The big number on each block is the number in the corner of the screen; the colour is whose block it is. Built from the deck's own notes, so the two always agree.</w:t>
+      </w:r>
+    </w:p>
+    <w:p>
+      <w:pPr>
+        <w:spacing w:before="0" w:after="200"/>
+      </w:pPr>
+      <w:r>
+        <w:rPr>
+          <w:b/>
+          <w:color w:val="1F4E79"/>
+          <w:sz w:val="18"/>
+          <w:shd w:val="clear" w:color="auto" w:fill="DEEAF6"/>
+        </w:rPr>
+        <w:t xml:space="preserve"> ▌ CONTAINER HOLDER </w:t>
+      </w:r>
+      <w:r>
+        <w:rPr>
+          <w:sz w:val="18"/>
+        </w:rPr>
+        <w:t xml:space="preserve">   </w:t>
+      </w:r>
+      <w:r>
+        <w:rPr>
+          <w:b/>
+          <w:color w:val="B45309"/>
+          <w:sz w:val="18"/>
+          <w:shd w:val="clear" w:color="auto" w:fill="FCE9D6"/>
+        </w:rPr>
+        <w:t xml:space="preserve"> ‖ CONTENT PRESENTER </w:t>
+      </w:r>
+      <w:r>
+        <w:rPr>
+          <w:sz w:val="18"/>
+        </w:rPr>
+        <w:t xml:space="preserve">   </w:t>
+      </w:r>
+      <w:r>
+        <w:rPr>
+          <w:b/>
+          <w:color w:val="6B3FA0"/>
+          <w:sz w:val="18"/>
+          <w:shd w:val="clear" w:color="auto" w:fill="ECE3F5"/>
+        </w:rPr>
+        <w:t xml:space="preserve"> ▐ BOTH LEADERS </w:t>
+      </w:r>
+      <w:r>
+        <w:rPr>
+          <w:sz w:val="18"/>
+        </w:rPr>
+        <w:t xml:space="preserve">   </w:t>
+      </w:r>
+      <w:r>
+        <w:rPr>
+          <w:i/>
+          <w:color w:val="7F7F7F"/>
+          <w:sz w:val="16"/>
+        </w:rPr>
+        <w:t>Bar styles differ too, so the roles still read in black and white.</w:t>
       </w:r>
     </w:p>
     <w:p>
       <w:pPr>
         <w:keepNext/>
-        <w:spacing w:before="160" w:after="20"/>
+        <w:pBdr>
+          <w:left w:val="dotted" w:sz="24" w:space="8" w:color="8C8C8C"/>
+        </w:pBdr>
+        <w:shd w:val="clear" w:color="auto" w:fill="F0F0F0"/>
+        <w:spacing w:before="160" w:after="40"/>
       </w:pPr>
+      <w:r>
+        <w:rPr>
+          <w:rFonts w:ascii="Cambria" w:hAnsi="Cambria"/>
+          <w:b/>
+          <w:color w:val="8C8C8C"/>
+          <w:sz w:val="24"/>
+        </w:rPr>
+        <w:t>Title</w:t>
+      </w:r>
       <w:r>
         <w:rPr>
           <w:rFonts w:ascii="Cambria" w:hAnsi="Cambria"/>
@@ -41,13 +111,32 @@
           <w:color w:val="2C5F2D"/>
           <w:sz w:val="24"/>
         </w:rPr>
-        <w:t>Slide 1 — Fellowship of the Heart</w:t>
+        <w:t xml:space="preserve">   Fellowship of the Heart</w:t>
+      </w:r>
+      <w:r>
+        <w:rPr>
+          <w:b/>
+          <w:color w:val="8C8C8C"/>
+          <w:sz w:val="17"/>
+        </w:rPr>
+        <w:t xml:space="preserve">    ON SCREEN</w:t>
+      </w:r>
+      <w:r>
+        <w:rPr>
+          <w:b w:val="0"/>
+          <w:color w:val="7F7F7F"/>
+          <w:sz w:val="16"/>
+        </w:rPr>
+        <w:t xml:space="preserve">   · slide 1 of 16</w:t>
       </w:r>
     </w:p>
     <w:p>
       <w:pPr>
         <w:keepNext/>
-        <w:spacing w:after="40"/>
+        <w:pBdr>
+          <w:left w:val="dotted" w:sz="24" w:space="8" w:color="8C8C8C"/>
+        </w:pBdr>
+        <w:spacing w:before="0" w:after="60"/>
       </w:pPr>
       <w:r>
         <w:rPr>
@@ -60,7 +149,10 @@
     </w:p>
     <w:p>
       <w:pPr>
-        <w:ind w:left="216"/>
+        <w:pBdr>
+          <w:left w:val="dotted" w:sz="24" w:space="8" w:color="8C8C8C"/>
+        </w:pBdr>
+        <w:spacing w:before="0" w:after="60"/>
       </w:pPr>
       <w:r>
         <w:t>On screen as the room assembles on night one. All Scripture ESV; the plans carry the scripts; these slides carry the room — and these notes carry you.</w:t>
@@ -69,8 +161,21 @@
     <w:p>
       <w:pPr>
         <w:keepNext/>
-        <w:spacing w:before="160" w:after="20"/>
+        <w:pBdr>
+          <w:left w:val="dotted" w:sz="24" w:space="8" w:color="8C8C8C"/>
+        </w:pBdr>
+        <w:shd w:val="clear" w:color="auto" w:fill="F0F0F0"/>
+        <w:spacing w:before="160" w:after="40"/>
       </w:pPr>
+      <w:r>
+        <w:rPr>
+          <w:rFonts w:ascii="Cambria" w:hAnsi="Cambria"/>
+          <w:b/>
+          <w:color w:val="8C8C8C"/>
+          <w:sz w:val="30"/>
+        </w:rPr>
+        <w:t>66</w:t>
+      </w:r>
       <w:r>
         <w:rPr>
           <w:rFonts w:ascii="Cambria" w:hAnsi="Cambria"/>
@@ -78,13 +183,32 @@
           <w:color w:val="2C5F2D"/>
           <w:sz w:val="24"/>
         </w:rPr>
-        <w:t>Slide 2 — SESSION 5</w:t>
+        <w:t xml:space="preserve">   SESSION 5</w:t>
+      </w:r>
+      <w:r>
+        <w:rPr>
+          <w:b/>
+          <w:color w:val="8C8C8C"/>
+          <w:sz w:val="17"/>
+        </w:rPr>
+        <w:t xml:space="preserve">    ON SCREEN</w:t>
+      </w:r>
+      <w:r>
+        <w:rPr>
+          <w:b w:val="0"/>
+          <w:color w:val="7F7F7F"/>
+          <w:sz w:val="16"/>
+        </w:rPr>
+        <w:t xml:space="preserve">   · slide 2 of 16</w:t>
       </w:r>
     </w:p>
     <w:p>
       <w:pPr>
         <w:keepNext/>
-        <w:spacing w:after="40"/>
+        <w:pBdr>
+          <w:left w:val="dotted" w:sz="24" w:space="8" w:color="8C8C8C"/>
+        </w:pBdr>
+        <w:spacing w:before="0" w:after="60"/>
       </w:pPr>
       <w:r>
         <w:rPr>
@@ -97,7 +221,10 @@
     </w:p>
     <w:p>
       <w:pPr>
-        <w:ind w:left="216"/>
+        <w:pBdr>
+          <w:left w:val="dotted" w:sz="24" w:space="8" w:color="8C8C8C"/>
+        </w:pBdr>
+        <w:spacing w:before="0" w:after="60"/>
       </w:pPr>
       <w:r>
         <w:t>On screen through dinner and as the circle forms. Greet at the door — the slide holds the room.</w:t>
@@ -106,8 +233,21 @@
     <w:p>
       <w:pPr>
         <w:keepNext/>
-        <w:spacing w:before="160" w:after="20"/>
+        <w:pBdr>
+          <w:left w:val="single" w:sz="24" w:space="8" w:color="1F4E79"/>
+        </w:pBdr>
+        <w:shd w:val="clear" w:color="auto" w:fill="DEEAF6"/>
+        <w:spacing w:before="160" w:after="40"/>
       </w:pPr>
+      <w:r>
+        <w:rPr>
+          <w:rFonts w:ascii="Cambria" w:hAnsi="Cambria"/>
+          <w:b/>
+          <w:color w:val="1F4E79"/>
+          <w:sz w:val="30"/>
+        </w:rPr>
+        <w:t>67</w:t>
+      </w:r>
       <w:r>
         <w:rPr>
           <w:rFonts w:ascii="Cambria" w:hAnsi="Cambria"/>
@@ -115,13 +255,32 @@
           <w:color w:val="2C5F2D"/>
           <w:sz w:val="24"/>
         </w:rPr>
-        <w:t>Slide 3 — Where We Are — the Four Connects</w:t>
+        <w:t xml:space="preserve">   Where We Are — the Four Connects</w:t>
+      </w:r>
+      <w:r>
+        <w:rPr>
+          <w:b/>
+          <w:color w:val="1F4E79"/>
+          <w:sz w:val="17"/>
+        </w:rPr>
+        <w:t xml:space="preserve">    CONTAINER HOLDER</w:t>
+      </w:r>
+      <w:r>
+        <w:rPr>
+          <w:b w:val="0"/>
+          <w:color w:val="7F7F7F"/>
+          <w:sz w:val="16"/>
+        </w:rPr>
+        <w:t xml:space="preserve">   · slide 3 of 16</w:t>
       </w:r>
     </w:p>
     <w:p>
       <w:pPr>
         <w:keepNext/>
-        <w:spacing w:after="40"/>
+        <w:pBdr>
+          <w:left w:val="single" w:sz="24" w:space="8" w:color="1F4E79"/>
+        </w:pBdr>
+        <w:spacing w:before="0" w:after="60"/>
       </w:pPr>
       <w:r>
         <w:rPr>
@@ -129,12 +288,31 @@
           <w:color w:val="6B8E3F"/>
           <w:sz w:val="18"/>
         </w:rPr>
-        <w:t>S5 · 7:00–7:08 · LEAD: CONTAINER HOLDER · GROUNDING — every session now opens on this map</w:t>
+        <w:t xml:space="preserve">S5 · 7:00–7:08 · </w:t>
+      </w:r>
+      <w:r>
+        <w:rPr>
+          <w:b/>
+          <w:color w:val="1F4E79"/>
+          <w:sz w:val="18"/>
+        </w:rPr>
+        <w:t>LEAD: CONTAINER HOLDER</w:t>
+      </w:r>
+      <w:r>
+        <w:rPr>
+          <w:b/>
+          <w:color w:val="6B8E3F"/>
+          <w:sz w:val="18"/>
+        </w:rPr>
+        <w:t xml:space="preserve"> · GROUNDING — every session now opens on this map</w:t>
       </w:r>
     </w:p>
     <w:p>
       <w:pPr>
-        <w:ind w:left="216"/>
+        <w:pBdr>
+          <w:left w:val="single" w:sz="24" w:space="8" w:color="1F4E79"/>
+        </w:pBdr>
+        <w:spacing w:before="0" w:after="20"/>
       </w:pPr>
       <w:r>
         <w:rPr>
@@ -146,7 +324,10 @@
     </w:p>
     <w:p>
       <w:pPr>
-        <w:ind w:left="216"/>
+        <w:pBdr>
+          <w:left w:val="single" w:sz="24" w:space="8" w:color="1F4E79"/>
+        </w:pBdr>
+        <w:spacing w:before="0" w:after="60"/>
       </w:pPr>
       <w:r>
         <w:t>1. Frame from the map: the first four weeks were Connect with Self — the soil, the story told all the way around. Today begins the second box: Connect with Others; two weeks here.</w:t>
@@ -154,7 +335,10 @@
     </w:p>
     <w:p>
       <w:pPr>
-        <w:ind w:left="216"/>
+        <w:pBdr>
+          <w:left w:val="single" w:sz="24" w:space="8" w:color="1F4E79"/>
+        </w:pBdr>
+        <w:spacing w:before="0" w:after="60"/>
       </w:pPr>
       <w:r>
         <w:t>2. The four boxes are one journey — each connection makes the next one real — rooted in the two great commandments: love God, love neighbor (Matt 22:37–40).</w:t>
@@ -162,7 +346,10 @@
     </w:p>
     <w:p>
       <w:pPr>
-        <w:ind w:left="216"/>
+        <w:pBdr>
+          <w:left w:val="single" w:sz="24" w:space="8" w:color="1F4E79"/>
+        </w:pBdr>
+        <w:spacing w:before="0" w:after="60"/>
       </w:pPr>
       <w:r>
         <w:t>3. Tonight makes visible the four conditions that have been quietly holding this room, and asks where they live in our actual friendships. The four conditions can be a basis for loving others — foundational, not exhaustive: there is more to loving somebody than these four (the wrap-up slide names it).</w:t>
@@ -170,24 +357,40 @@
     </w:p>
     <w:p>
       <w:pPr>
-        <w:ind w:left="216"/>
+        <w:pBdr>
+          <w:left w:val="single" w:sz="24" w:space="8" w:color="1F4E79"/>
+        </w:pBdr>
+        <w:spacing w:before="0" w:after="60"/>
       </w:pPr>
       <w:r>
         <w:rPr>
           <w:b/>
           <w:color w:val="595959"/>
         </w:rPr>
-        <w:t>CUES:</w:t>
+        <w:t xml:space="preserve">CUES: </w:t>
       </w:r>
       <w:r>
-        <w:t xml:space="preserve"> This is also the 'where we are on the map' minute the welcome owes any newcomer. A sibling of this slide opens every session going forward.</w:t>
+        <w:t>This is also the 'where we are on the map' minute the welcome owes any newcomer. A sibling of this slide opens every session going forward.</w:t>
       </w:r>
     </w:p>
     <w:p>
       <w:pPr>
         <w:keepNext/>
-        <w:spacing w:before="160" w:after="20"/>
+        <w:pBdr>
+          <w:left w:val="thickThinSmallGap" w:sz="24" w:space="8" w:color="6B3FA0"/>
+        </w:pBdr>
+        <w:shd w:val="clear" w:color="auto" w:fill="ECE3F5"/>
+        <w:spacing w:before="160" w:after="40"/>
       </w:pPr>
+      <w:r>
+        <w:rPr>
+          <w:rFonts w:ascii="Cambria" w:hAnsi="Cambria"/>
+          <w:b/>
+          <w:color w:val="6B3FA0"/>
+          <w:sz w:val="30"/>
+        </w:rPr>
+        <w:t>68</w:t>
+      </w:r>
       <w:r>
         <w:rPr>
           <w:rFonts w:ascii="Cambria" w:hAnsi="Cambria"/>
@@ -195,13 +398,32 @@
           <w:color w:val="2C5F2D"/>
           <w:sz w:val="24"/>
         </w:rPr>
-        <w:t>Slide 4 — Session 5 — Tonight’s Road</w:t>
+        <w:t xml:space="preserve">   Session 5 — Tonight’s Road</w:t>
+      </w:r>
+      <w:r>
+        <w:rPr>
+          <w:b/>
+          <w:color w:val="6B3FA0"/>
+          <w:sz w:val="17"/>
+        </w:rPr>
+        <w:t xml:space="preserve">    BOTH LEADERS</w:t>
+      </w:r>
+      <w:r>
+        <w:rPr>
+          <w:b w:val="0"/>
+          <w:color w:val="7F7F7F"/>
+          <w:sz w:val="16"/>
+        </w:rPr>
+        <w:t xml:space="preserve">   · slide 4 of 16</w:t>
       </w:r>
     </w:p>
     <w:p>
       <w:pPr>
         <w:keepNext/>
-        <w:spacing w:after="40"/>
+        <w:pBdr>
+          <w:left w:val="thickThinSmallGap" w:sz="24" w:space="8" w:color="6B3FA0"/>
+        </w:pBdr>
+        <w:spacing w:before="0" w:after="60"/>
       </w:pPr>
       <w:r>
         <w:rPr>
@@ -209,12 +431,30 @@
           <w:color w:val="6B8E3F"/>
           <w:sz w:val="18"/>
         </w:rPr>
-        <w:t>S5 · 7:00–8:30 · BOTH LEADERS</w:t>
+        <w:t xml:space="preserve">S5 · 7:00–8:30 · </w:t>
+      </w:r>
+      <w:r>
+        <w:rPr>
+          <w:b/>
+          <w:color w:val="6B3FA0"/>
+          <w:sz w:val="18"/>
+        </w:rPr>
+        <w:t>BOTH LEADERS</w:t>
+      </w:r>
+      <w:r>
+        <w:rPr>
+          <w:b/>
+          <w:color w:val="6B8E3F"/>
+          <w:sz w:val="18"/>
+        </w:rPr>
       </w:r>
     </w:p>
     <w:p>
       <w:pPr>
-        <w:ind w:left="216"/>
+        <w:pBdr>
+          <w:left w:val="thickThinSmallGap" w:sz="24" w:space="8" w:color="6B3FA0"/>
+        </w:pBdr>
+        <w:spacing w:before="0" w:after="20"/>
       </w:pPr>
       <w:r>
         <w:rPr>
@@ -226,7 +466,10 @@
     </w:p>
     <w:p>
       <w:pPr>
-        <w:ind w:left="216"/>
+        <w:pBdr>
+          <w:left w:val="thickThinSmallGap" w:sz="24" w:space="8" w:color="6B3FA0"/>
+        </w:pBdr>
+        <w:spacing w:before="0" w:after="60"/>
       </w:pPr>
       <w:r>
         <w:t>1. Movement two begins: Connect with Others. Today names the four conditions that have been holding this room — Safe, Present, Clear, Intentional — then maps them onto real friendships in pairs.</w:t>
@@ -234,7 +477,10 @@
     </w:p>
     <w:p>
       <w:pPr>
-        <w:ind w:left="216"/>
+        <w:pBdr>
+          <w:left w:val="thickThinSmallGap" w:sz="24" w:space="8" w:color="6B3FA0"/>
+        </w:pBdr>
+        <w:spacing w:before="0" w:after="60"/>
       </w:pPr>
       <w:r>
         <w:t>2. Shape: open, check-in, 15-minute whiteboard teaching, bridge, 28-minute friendship-mapping, merge patterns, practice, feedback, close.</w:t>
@@ -242,7 +488,10 @@
     </w:p>
     <w:p>
       <w:pPr>
-        <w:ind w:left="216"/>
+        <w:pBdr>
+          <w:left w:val="thickThinSmallGap" w:sz="24" w:space="8" w:color="6B3FA0"/>
+        </w:pBdr>
+        <w:spacing w:before="0" w:after="60"/>
       </w:pPr>
       <w:r>
         <w:t>3. Risk profile is nearer Week 2 than Week 3 — but 'I don't have a single friend who knows me' from a teen is its own quiet emergency; receive it and follow up within 48 hours.</w:t>
@@ -250,24 +499,40 @@
     </w:p>
     <w:p>
       <w:pPr>
-        <w:ind w:left="216"/>
+        <w:pBdr>
+          <w:left w:val="thickThinSmallGap" w:sz="24" w:space="8" w:color="6B3FA0"/>
+        </w:pBdr>
+        <w:spacing w:before="0" w:after="60"/>
       </w:pPr>
       <w:r>
         <w:rPr>
           <w:b/>
           <w:color w:val="595959"/>
         </w:rPr>
-        <w:t>CUES:</w:t>
+        <w:t xml:space="preserve">CUES: </w:t>
       </w:r>
       <w:r>
-        <w:t xml:space="preserve"> Whiteboard pre-written vertically: SAFE / PRESENT / CLEAR / INTENTIONAL. Opening parent arranged per cluster.</w:t>
+        <w:t>Whiteboard pre-written vertically: SAFE / PRESENT / CLEAR / INTENTIONAL. Opening parent arranged per cluster.</w:t>
       </w:r>
     </w:p>
     <w:p>
       <w:pPr>
         <w:keepNext/>
-        <w:spacing w:before="160" w:after="20"/>
+        <w:pBdr>
+          <w:left w:val="single" w:sz="24" w:space="8" w:color="1F4E79"/>
+        </w:pBdr>
+        <w:shd w:val="clear" w:color="auto" w:fill="DEEAF6"/>
+        <w:spacing w:before="160" w:after="40"/>
       </w:pPr>
+      <w:r>
+        <w:rPr>
+          <w:rFonts w:ascii="Cambria" w:hAnsi="Cambria"/>
+          <w:b/>
+          <w:color w:val="1F4E79"/>
+          <w:sz w:val="30"/>
+        </w:rPr>
+        <w:t>69</w:t>
+      </w:r>
       <w:r>
         <w:rPr>
           <w:rFonts w:ascii="Cambria" w:hAnsi="Cambria"/>
@@ -275,13 +540,32 @@
           <w:color w:val="2C5F2D"/>
           <w:sz w:val="24"/>
         </w:rPr>
-        <w:t>Slide 5 — Opening Container — the Eight Steps</w:t>
+        <w:t xml:space="preserve">   Opening Container — the Eight Steps</w:t>
+      </w:r>
+      <w:r>
+        <w:rPr>
+          <w:b/>
+          <w:color w:val="1F4E79"/>
+          <w:sz w:val="17"/>
+        </w:rPr>
+        <w:t xml:space="preserve">    CONTAINER HOLDER</w:t>
+      </w:r>
+      <w:r>
+        <w:rPr>
+          <w:b w:val="0"/>
+          <w:color w:val="7F7F7F"/>
+          <w:sz w:val="16"/>
+        </w:rPr>
+        <w:t xml:space="preserve">   · slide 5 of 16</w:t>
       </w:r>
     </w:p>
     <w:p>
       <w:pPr>
         <w:keepNext/>
-        <w:spacing w:after="40"/>
+        <w:pBdr>
+          <w:left w:val="single" w:sz="24" w:space="8" w:color="1F4E79"/>
+        </w:pBdr>
+        <w:spacing w:before="0" w:after="60"/>
       </w:pPr>
       <w:r>
         <w:rPr>
@@ -289,12 +573,30 @@
           <w:color w:val="6B8E3F"/>
           <w:sz w:val="18"/>
         </w:rPr>
-        <w:t>S5 · 7:00–7:08 · LEAD: CONTAINER HOLDER</w:t>
+        <w:t xml:space="preserve">S5 · 7:00–7:08 · </w:t>
+      </w:r>
+      <w:r>
+        <w:rPr>
+          <w:b/>
+          <w:color w:val="1F4E79"/>
+          <w:sz w:val="18"/>
+        </w:rPr>
+        <w:t>LEAD: CONTAINER HOLDER</w:t>
+      </w:r>
+      <w:r>
+        <w:rPr>
+          <w:b/>
+          <w:color w:val="6B8E3F"/>
+          <w:sz w:val="18"/>
+        </w:rPr>
       </w:r>
     </w:p>
     <w:p>
       <w:pPr>
-        <w:ind w:left="216"/>
+        <w:pBdr>
+          <w:left w:val="single" w:sz="24" w:space="8" w:color="1F4E79"/>
+        </w:pBdr>
+        <w:spacing w:before="0" w:after="20"/>
       </w:pPr>
       <w:r>
         <w:rPr>
@@ -306,7 +608,10 @@
     </w:p>
     <w:p>
       <w:pPr>
-        <w:ind w:left="216"/>
+        <w:pBdr>
+          <w:left w:val="single" w:sz="24" w:space="8" w:color="1F4E79"/>
+        </w:pBdr>
+        <w:spacing w:before="0" w:after="60"/>
       </w:pPr>
       <w:r>
         <w:t>1. Blessing over the room; let it settle first.</w:t>
@@ -314,7 +619,10 @@
     </w:p>
     <w:p>
       <w:pPr>
-        <w:ind w:left="216"/>
+        <w:pBdr>
+          <w:left w:val="single" w:sz="24" w:space="8" w:color="1F4E79"/>
+        </w:pBdr>
+        <w:spacing w:before="0" w:after="60"/>
       </w:pPr>
       <w:r>
         <w:t>2. Name the leading pair: two leaders hold tonight — one holds the container, one presents the content — and you will see the evening handed back and forth between them. That is the design.</w:t>
@@ -322,7 +630,10 @@
     </w:p>
     <w:p>
       <w:pPr>
-        <w:ind w:left="216"/>
+        <w:pBdr>
+          <w:left w:val="single" w:sz="24" w:space="8" w:color="1F4E79"/>
+        </w:pBdr>
+        <w:spacing w:before="0" w:after="60"/>
       </w:pPr>
       <w:r>
         <w:t>3. Container reminders, briefly: what is said here stays here; nothing required; we listen to receive, not to fix.</w:t>
@@ -330,7 +641,10 @@
     </w:p>
     <w:p>
       <w:pPr>
-        <w:ind w:left="216"/>
+        <w:pBdr>
+          <w:left w:val="single" w:sz="24" w:space="8" w:color="1F4E79"/>
+        </w:pBdr>
+        <w:spacing w:before="0" w:after="60"/>
       </w:pPr>
       <w:r>
         <w:t>(The Four Connects framing now lives on the map slide that follows.)</w:t>
@@ -339,8 +653,21 @@
     <w:p>
       <w:pPr>
         <w:keepNext/>
-        <w:spacing w:before="160" w:after="20"/>
+        <w:pBdr>
+          <w:left w:val="single" w:sz="24" w:space="8" w:color="1F4E79"/>
+        </w:pBdr>
+        <w:shd w:val="clear" w:color="auto" w:fill="DEEAF6"/>
+        <w:spacing w:before="160" w:after="40"/>
       </w:pPr>
+      <w:r>
+        <w:rPr>
+          <w:rFonts w:ascii="Cambria" w:hAnsi="Cambria"/>
+          <w:b/>
+          <w:color w:val="1F4E79"/>
+          <w:sz w:val="30"/>
+        </w:rPr>
+        <w:t>70</w:t>
+      </w:r>
       <w:r>
         <w:rPr>
           <w:rFonts w:ascii="Cambria" w:hAnsi="Cambria"/>
@@ -348,13 +675,32 @@
           <w:color w:val="2C5F2D"/>
           <w:sz w:val="24"/>
         </w:rPr>
-        <w:t>Slide 6 — Check-In — the Homework Practice Since We Last Met</w:t>
+        <w:t xml:space="preserve">   Check-In — the Homework Practice Since We Last Met</w:t>
+      </w:r>
+      <w:r>
+        <w:rPr>
+          <w:b/>
+          <w:color w:val="1F4E79"/>
+          <w:sz w:val="17"/>
+        </w:rPr>
+        <w:t xml:space="preserve">    CONTAINER HOLDER</w:t>
+      </w:r>
+      <w:r>
+        <w:rPr>
+          <w:b w:val="0"/>
+          <w:color w:val="7F7F7F"/>
+          <w:sz w:val="16"/>
+        </w:rPr>
+        <w:t xml:space="preserve">   · slide 6 of 16</w:t>
       </w:r>
     </w:p>
     <w:p>
       <w:pPr>
         <w:keepNext/>
-        <w:spacing w:after="40"/>
+        <w:pBdr>
+          <w:left w:val="single" w:sz="24" w:space="8" w:color="1F4E79"/>
+        </w:pBdr>
+        <w:spacing w:before="0" w:after="60"/>
       </w:pPr>
       <w:r>
         <w:rPr>
@@ -362,12 +708,30 @@
           <w:color w:val="6B8E3F"/>
           <w:sz w:val="18"/>
         </w:rPr>
-        <w:t>S5 · 7:08–7:25 · LEAD: CONTAINER HOLDER</w:t>
+        <w:t xml:space="preserve">S5 · 7:08–7:25 · </w:t>
+      </w:r>
+      <w:r>
+        <w:rPr>
+          <w:b/>
+          <w:color w:val="1F4E79"/>
+          <w:sz w:val="18"/>
+        </w:rPr>
+        <w:t>LEAD: CONTAINER HOLDER</w:t>
+      </w:r>
+      <w:r>
+        <w:rPr>
+          <w:b/>
+          <w:color w:val="6B8E3F"/>
+          <w:sz w:val="18"/>
+        </w:rPr>
       </w:r>
     </w:p>
     <w:p>
       <w:pPr>
-        <w:ind w:left="216"/>
+        <w:pBdr>
+          <w:left w:val="single" w:sz="24" w:space="8" w:color="1F4E79"/>
+        </w:pBdr>
+        <w:spacing w:before="0" w:after="20"/>
       </w:pPr>
       <w:r>
         <w:rPr>
@@ -379,7 +743,10 @@
     </w:p>
     <w:p>
       <w:pPr>
-        <w:ind w:left="216"/>
+        <w:pBdr>
+          <w:left w:val="single" w:sz="24" w:space="8" w:color="1F4E79"/>
+        </w:pBdr>
+        <w:spacing w:before="0" w:after="60"/>
       </w:pPr>
       <w:r>
         <w:t>1. Check on the homework practice since we last met, and the midweek reports: one sentence each; a parent starts the sharing.</w:t>
@@ -387,7 +754,10 @@
     </w:p>
     <w:p>
       <w:pPr>
-        <w:ind w:left="216"/>
+        <w:pBdr>
+          <w:left w:val="single" w:sz="24" w:space="8" w:color="1F4E79"/>
+        </w:pBdr>
+        <w:spacing w:before="0" w:after="60"/>
       </w:pPr>
       <w:r>
         <w:t>2. Take 3–4 voluntary contributions; receive without commentary.</w:t>
@@ -395,7 +765,10 @@
     </w:p>
     <w:p>
       <w:pPr>
-        <w:ind w:left="216"/>
+        <w:pBdr>
+          <w:left w:val="single" w:sz="24" w:space="8" w:color="1F4E79"/>
+        </w:pBdr>
+        <w:spacing w:before="0" w:after="60"/>
       </w:pPr>
       <w:r>
         <w:t>3. Move on: 'Some of that work continues whether or not we got to it this week.'</w:t>
@@ -404,8 +777,21 @@
     <w:p>
       <w:pPr>
         <w:keepNext/>
-        <w:spacing w:before="160" w:after="20"/>
+        <w:pBdr>
+          <w:left w:val="double" w:sz="12" w:space="8" w:color="B45309"/>
+        </w:pBdr>
+        <w:shd w:val="clear" w:color="auto" w:fill="FCE9D6"/>
+        <w:spacing w:before="160" w:after="40"/>
       </w:pPr>
+      <w:r>
+        <w:rPr>
+          <w:rFonts w:ascii="Cambria" w:hAnsi="Cambria"/>
+          <w:b/>
+          <w:color w:val="B45309"/>
+          <w:sz w:val="30"/>
+        </w:rPr>
+        <w:t>71</w:t>
+      </w:r>
       <w:r>
         <w:rPr>
           <w:rFonts w:ascii="Cambria" w:hAnsi="Cambria"/>
@@ -413,13 +799,32 @@
           <w:color w:val="2C5F2D"/>
           <w:sz w:val="24"/>
         </w:rPr>
-        <w:t>Slide 7 — Friendship Mapping with Four Conditions</w:t>
+        <w:t xml:space="preserve">   Friendship Mapping with Four Conditions</w:t>
+      </w:r>
+      <w:r>
+        <w:rPr>
+          <w:b/>
+          <w:color w:val="B45309"/>
+          <w:sz w:val="17"/>
+        </w:rPr>
+        <w:t xml:space="preserve">    CONTENT PRESENTER</w:t>
+      </w:r>
+      <w:r>
+        <w:rPr>
+          <w:b w:val="0"/>
+          <w:color w:val="7F7F7F"/>
+          <w:sz w:val="16"/>
+        </w:rPr>
+        <w:t xml:space="preserve">   · slide 7 of 16</w:t>
       </w:r>
     </w:p>
     <w:p>
       <w:pPr>
         <w:keepNext/>
-        <w:spacing w:after="40"/>
+        <w:pBdr>
+          <w:left w:val="double" w:sz="12" w:space="8" w:color="B45309"/>
+        </w:pBdr>
+        <w:spacing w:before="0" w:after="60"/>
       </w:pPr>
       <w:r>
         <w:rPr>
@@ -427,27 +832,41 @@
           <w:color w:val="6B8E3F"/>
           <w:sz w:val="18"/>
         </w:rPr>
-        <w:t>S5 · 7:25–7:42 · LEAD: CONTENT PRESENTER</w:t>
+        <w:t xml:space="preserve">S5 · 7:25–7:42 · </w:t>
+      </w:r>
+      <w:r>
+        <w:rPr>
+          <w:b/>
+          <w:color w:val="B45309"/>
+          <w:sz w:val="18"/>
+        </w:rPr>
+        <w:t>LEAD: CONTENT PRESENTER</w:t>
+      </w:r>
+      <w:r>
+        <w:rPr>
+          <w:b/>
+          <w:color w:val="6B8E3F"/>
+          <w:sz w:val="18"/>
+        </w:rPr>
       </w:r>
     </w:p>
     <w:p>
       <w:pPr>
-        <w:ind w:left="216"/>
+        <w:pBdr>
+          <w:left w:val="double" w:sz="12" w:space="8" w:color="B45309"/>
+        </w:pBdr>
+        <w:spacing w:before="0" w:after="60"/>
       </w:pPr>
       <w:r>
-        <w:rPr>
-          <w:b/>
-          <w:color w:val="595959"/>
-        </w:rPr>
-        <w:t>OPENING LINES</w:t>
-      </w:r>
-      <w:r>
-        <w:t xml:space="preserve"> (moved from the slide): The threefold cord is stronger because the strands hold each other in tension — the strength is in the holding.</w:t>
+        <w:t>OPENING LINES (moved from the slide): The threefold cord is stronger because the strands hold each other in tension — the strength is in the holding.</w:t>
       </w:r>
     </w:p>
     <w:p>
       <w:pPr>
-        <w:ind w:left="216"/>
+        <w:pBdr>
+          <w:left w:val="double" w:sz="12" w:space="8" w:color="B45309"/>
+        </w:pBdr>
+        <w:spacing w:before="0" w:after="60"/>
       </w:pPr>
       <w:r>
         <w:t>Four conditions have been quietly holding this room for four weeks. Tonight we name them.</w:t>
@@ -455,7 +874,10 @@
     </w:p>
     <w:p>
       <w:pPr>
-        <w:ind w:left="216"/>
+        <w:pBdr>
+          <w:left w:val="double" w:sz="12" w:space="8" w:color="B45309"/>
+        </w:pBdr>
+        <w:spacing w:before="0" w:after="20"/>
       </w:pPr>
       <w:r>
         <w:rPr>
@@ -467,7 +889,10 @@
     </w:p>
     <w:p>
       <w:pPr>
-        <w:ind w:left="216"/>
+        <w:pBdr>
+          <w:left w:val="double" w:sz="12" w:space="8" w:color="B45309"/>
+        </w:pBdr>
+        <w:spacing w:before="0" w:after="60"/>
       </w:pPr>
       <w:r>
         <w:t>1. Read Ecclesiastes 4:9–12 — the threefold cord's strength is in the holding.</w:t>
@@ -475,7 +900,10 @@
     </w:p>
     <w:p>
       <w:pPr>
-        <w:ind w:left="216"/>
+        <w:pBdr>
+          <w:left w:val="double" w:sz="12" w:space="8" w:color="B45309"/>
+        </w:pBdr>
+        <w:spacing w:before="0" w:after="60"/>
       </w:pPr>
       <w:r>
         <w:t>2. Walk each condition 2–3 minutes at the whiteboard: SAFE, the hearing condition (not judged while doing my work — Rom 14:3–4); PRESENT, the attention condition (actually here — Rev 1:8); CLEAR, the channel condition (nothing unaddressed — Matt 7:5); INTENTIONAL, the obedience condition (willing to do what He shows — John 5:19).</w:t>
@@ -483,7 +911,10 @@
     </w:p>
     <w:p>
       <w:pPr>
-        <w:ind w:left="216"/>
+        <w:pBdr>
+          <w:left w:val="double" w:sz="12" w:space="8" w:color="B45309"/>
+        </w:pBdr>
+        <w:spacing w:before="0" w:after="60"/>
       </w:pPr>
       <w:r>
         <w:t>3. Name the small-number frame: we are proposing deep investment in a SMALL NUMBER of friendships — starting with one; at this depth, two or three may be all a life can honestly hold. Tonight we work on one friendship and one condition, to get started at this deeper level.</w:t>
@@ -491,7 +922,10 @@
     </w:p>
     <w:p>
       <w:pPr>
-        <w:ind w:left="216"/>
+        <w:pBdr>
+          <w:left w:val="double" w:sz="12" w:space="8" w:color="B45309"/>
+        </w:pBdr>
+        <w:spacing w:before="0" w:after="60"/>
       </w:pPr>
       <w:r>
         <w:t>4. Teach lightly — the pairs exercise does the depth work.</w:t>
@@ -499,24 +933,40 @@
     </w:p>
     <w:p>
       <w:pPr>
-        <w:ind w:left="216"/>
+        <w:pBdr>
+          <w:left w:val="double" w:sz="12" w:space="8" w:color="B45309"/>
+        </w:pBdr>
+        <w:spacing w:before="0" w:after="60"/>
       </w:pPr>
       <w:r>
         <w:rPr>
           <w:b/>
           <w:color w:val="595959"/>
         </w:rPr>
-        <w:t>GUARD:</w:t>
+        <w:t xml:space="preserve">GUARD: </w:t>
       </w:r>
       <w:r>
-        <w:t xml:space="preserve"> This is not friendship tips. Stay with the four conditions as defined, and do not run long — the mapping block needs its full 28 minutes.</w:t>
+        <w:t>This is not friendship tips. Stay with the four conditions as defined, and do not run long — the mapping block needs its full 28 minutes.</w:t>
       </w:r>
     </w:p>
     <w:p>
       <w:pPr>
         <w:keepNext/>
-        <w:spacing w:before="160" w:after="20"/>
+        <w:pBdr>
+          <w:left w:val="double" w:sz="12" w:space="8" w:color="B45309"/>
+        </w:pBdr>
+        <w:shd w:val="clear" w:color="auto" w:fill="FCE9D6"/>
+        <w:spacing w:before="160" w:after="40"/>
       </w:pPr>
+      <w:r>
+        <w:rPr>
+          <w:rFonts w:ascii="Cambria" w:hAnsi="Cambria"/>
+          <w:b/>
+          <w:color w:val="B45309"/>
+          <w:sz w:val="30"/>
+        </w:rPr>
+        <w:t>72</w:t>
+      </w:r>
       <w:r>
         <w:rPr>
           <w:rFonts w:ascii="Cambria" w:hAnsi="Cambria"/>
@@ -524,13 +974,32 @@
           <w:color w:val="2C5F2D"/>
           <w:sz w:val="24"/>
         </w:rPr>
-        <w:t>Slide 8 — Bridge to the Split</w:t>
+        <w:t xml:space="preserve">   Bridge to the Split</w:t>
+      </w:r>
+      <w:r>
+        <w:rPr>
+          <w:b/>
+          <w:color w:val="B45309"/>
+          <w:sz w:val="17"/>
+        </w:rPr>
+        <w:t xml:space="preserve">    CONTENT PRESENTER</w:t>
+      </w:r>
+      <w:r>
+        <w:rPr>
+          <w:b w:val="0"/>
+          <w:color w:val="7F7F7F"/>
+          <w:sz w:val="16"/>
+        </w:rPr>
+        <w:t xml:space="preserve">   · slide 8 of 16</w:t>
       </w:r>
     </w:p>
     <w:p>
       <w:pPr>
         <w:keepNext/>
-        <w:spacing w:after="40"/>
+        <w:pBdr>
+          <w:left w:val="double" w:sz="12" w:space="8" w:color="B45309"/>
+        </w:pBdr>
+        <w:spacing w:before="0" w:after="60"/>
       </w:pPr>
       <w:r>
         <w:rPr>
@@ -538,12 +1007,31 @@
           <w:color w:val="6B8E3F"/>
           <w:sz w:val="18"/>
         </w:rPr>
-        <w:t>S5 · 7:42–7:43 · LEAD: CONTENT PRESENTER · TRANSITION</w:t>
+        <w:t xml:space="preserve">S5 · 7:42–7:43 · </w:t>
+      </w:r>
+      <w:r>
+        <w:rPr>
+          <w:b/>
+          <w:color w:val="B45309"/>
+          <w:sz w:val="18"/>
+        </w:rPr>
+        <w:t>LEAD: CONTENT PRESENTER</w:t>
+      </w:r>
+      <w:r>
+        <w:rPr>
+          <w:b/>
+          <w:color w:val="6B8E3F"/>
+          <w:sz w:val="18"/>
+        </w:rPr>
+        <w:t xml:space="preserve"> · TRANSITION</w:t>
       </w:r>
     </w:p>
     <w:p>
       <w:pPr>
-        <w:ind w:left="216"/>
+        <w:pBdr>
+          <w:left w:val="double" w:sz="12" w:space="8" w:color="B45309"/>
+        </w:pBdr>
+        <w:spacing w:before="0" w:after="20"/>
       </w:pPr>
       <w:r>
         <w:rPr>
@@ -555,7 +1043,10 @@
     </w:p>
     <w:p>
       <w:pPr>
-        <w:ind w:left="216"/>
+        <w:pBdr>
+          <w:left w:val="double" w:sz="12" w:space="8" w:color="B45309"/>
+        </w:pBdr>
+        <w:spacing w:before="0" w:after="60"/>
       </w:pPr>
       <w:r>
         <w:t>1. Frame the exercise: for each condition — where does it show up in my actual friendships, and where is it missing? Worksheets are on the chairs.</w:t>
@@ -563,7 +1054,10 @@
     </w:p>
     <w:p>
       <w:pPr>
-        <w:ind w:left="216"/>
+        <w:pBdr>
+          <w:left w:val="double" w:sz="12" w:space="8" w:color="B45309"/>
+        </w:pBdr>
+        <w:spacing w:before="0" w:after="60"/>
       </w:pPr>
       <w:r>
         <w:t>2. Name the language rule: no names — 'one of my friendships,' 'one adult relationship in my life.'</w:t>
@@ -571,7 +1065,10 @@
     </w:p>
     <w:p>
       <w:pPr>
-        <w:ind w:left="216"/>
+        <w:pBdr>
+          <w:left w:val="double" w:sz="12" w:space="8" w:color="B45309"/>
+        </w:pBdr>
+        <w:spacing w:before="0" w:after="60"/>
       </w:pPr>
       <w:r>
         <w:t>3. Pray and send: in pairs, right where you sit; back together at 8:08. Ten or fewer can also stay one circle.</w:t>
@@ -579,39 +1076,58 @@
     </w:p>
     <w:p>
       <w:pPr>
-        <w:ind w:left="216"/>
+        <w:pBdr>
+          <w:left w:val="double" w:sz="12" w:space="8" w:color="B45309"/>
+        </w:pBdr>
+        <w:spacing w:before="0" w:after="60"/>
       </w:pPr>
       <w:r>
         <w:rPr>
           <w:b/>
           <w:color w:val="595959"/>
         </w:rPr>
-        <w:t>SMALL ROOM:</w:t>
+        <w:t xml:space="preserve">SMALL ROOM: </w:t>
       </w:r>
       <w:r>
-        <w:t xml:space="preserve"> the split is only necessary if the room is large enough to need it. With six or so, stay one circle — or the quick pair work in place, knee to knee. Pair work is also the standing time-recovery lever: a full split-and-merge costs about five minutes.</w:t>
+        <w:t>the split is only necessary if the room is large enough to need it. With six or so, stay one circle — or the quick pair work in place, knee to knee. Pair work is also the standing time-recovery lever: a full split-and-merge costs about five minutes.</w:t>
       </w:r>
     </w:p>
     <w:p>
       <w:pPr>
-        <w:ind w:left="216"/>
+        <w:pBdr>
+          <w:left w:val="double" w:sz="12" w:space="8" w:color="B45309"/>
+        </w:pBdr>
+        <w:spacing w:before="0" w:after="60"/>
       </w:pPr>
       <w:r>
         <w:rPr>
           <w:b/>
           <w:color w:val="595959"/>
         </w:rPr>
-        <w:t>CUES:</w:t>
+        <w:t xml:space="preserve">CUES: </w:t>
       </w:r>
       <w:r>
-        <w:t xml:space="preserve"> A leader models each condition first, then the arranged parent opens; teens choose their own depth after; pass anytime.</w:t>
+        <w:t>A leader models each condition first, then the arranged parent opens; teens choose their own depth after; pass anytime.</w:t>
       </w:r>
     </w:p>
     <w:p>
       <w:pPr>
         <w:keepNext/>
-        <w:spacing w:before="160" w:after="20"/>
+        <w:pBdr>
+          <w:left w:val="double" w:sz="12" w:space="8" w:color="B45309"/>
+        </w:pBdr>
+        <w:shd w:val="clear" w:color="auto" w:fill="FCE9D6"/>
+        <w:spacing w:before="160" w:after="40"/>
       </w:pPr>
+      <w:r>
+        <w:rPr>
+          <w:rFonts w:ascii="Cambria" w:hAnsi="Cambria"/>
+          <w:b/>
+          <w:color w:val="B45309"/>
+          <w:sz w:val="30"/>
+        </w:rPr>
+        <w:t>73</w:t>
+      </w:r>
       <w:r>
         <w:rPr>
           <w:rFonts w:ascii="Cambria" w:hAnsi="Cambria"/>
@@ -619,13 +1135,32 @@
           <w:color w:val="2C5F2D"/>
           <w:sz w:val="24"/>
         </w:rPr>
-        <w:t>Slide 9 — Friendship-Mapping in Pairs</w:t>
+        <w:t xml:space="preserve">   Friendship-Mapping in Pairs</w:t>
+      </w:r>
+      <w:r>
+        <w:rPr>
+          <w:b/>
+          <w:color w:val="B45309"/>
+          <w:sz w:val="17"/>
+        </w:rPr>
+        <w:t xml:space="preserve">    CONTENT PRESENTER</w:t>
+      </w:r>
+      <w:r>
+        <w:rPr>
+          <w:b w:val="0"/>
+          <w:color w:val="7F7F7F"/>
+          <w:sz w:val="16"/>
+        </w:rPr>
+        <w:t xml:space="preserve">   · slide 9 of 16</w:t>
       </w:r>
     </w:p>
     <w:p>
       <w:pPr>
         <w:keepNext/>
-        <w:spacing w:after="40"/>
+        <w:pBdr>
+          <w:left w:val="double" w:sz="12" w:space="8" w:color="B45309"/>
+        </w:pBdr>
+        <w:spacing w:before="0" w:after="60"/>
       </w:pPr>
       <w:r>
         <w:rPr>
@@ -638,7 +1173,10 @@
     </w:p>
     <w:p>
       <w:pPr>
-        <w:ind w:left="216"/>
+        <w:pBdr>
+          <w:left w:val="double" w:sz="12" w:space="8" w:color="B45309"/>
+        </w:pBdr>
+        <w:spacing w:before="0" w:after="20"/>
       </w:pPr>
       <w:r>
         <w:rPr>
@@ -650,7 +1188,10 @@
     </w:p>
     <w:p>
       <w:pPr>
-        <w:ind w:left="216"/>
+        <w:pBdr>
+          <w:left w:val="double" w:sz="12" w:space="8" w:color="B45309"/>
+        </w:pBdr>
+        <w:spacing w:before="0" w:after="60"/>
       </w:pPr>
       <w:r>
         <w:t>1. About six minutes per condition: a leader models 30–60 seconds (one friendship where it is present, one where missing — specific), a parent opens, then around; pass allowed.</w:t>
@@ -658,7 +1199,10 @@
     </w:p>
     <w:p>
       <w:pPr>
-        <w:ind w:left="216"/>
+        <w:pBdr>
+          <w:left w:val="double" w:sz="12" w:space="8" w:color="B45309"/>
+        </w:pBdr>
+        <w:spacing w:before="0" w:after="60"/>
       </w:pPr>
       <w:r>
         <w:t>2. After each round the Companion names one observation and moves on — no summarizing, no evaluating.</w:t>
@@ -666,7 +1210,10 @@
     </w:p>
     <w:p>
       <w:pPr>
-        <w:ind w:left="216"/>
+        <w:pBdr>
+          <w:left w:val="double" w:sz="12" w:space="8" w:color="B45309"/>
+        </w:pBdr>
+        <w:spacing w:before="0" w:after="60"/>
       </w:pPr>
       <w:r>
         <w:t>3. Finish early: the harder question, silent, two minutes — which condition am I hardest at OFFERING?</w:t>
@@ -674,39 +1221,58 @@
     </w:p>
     <w:p>
       <w:pPr>
-        <w:ind w:left="216"/>
+        <w:pBdr>
+          <w:left w:val="double" w:sz="12" w:space="8" w:color="B45309"/>
+        </w:pBdr>
+        <w:spacing w:before="0" w:after="60"/>
       </w:pPr>
       <w:r>
         <w:rPr>
           <w:b/>
           <w:color w:val="595959"/>
         </w:rPr>
-        <w:t>CUES:</w:t>
+        <w:t xml:space="preserve">CUES: </w:t>
       </w:r>
       <w:r>
-        <w:t xml:space="preserve"> Minute four with three unspoken — compress: 'Two minutes left on this one, quick rounds.'</w:t>
+        <w:t>Minute four with three unspoken — compress: 'Two minutes left on this one, quick rounds.'</w:t>
       </w:r>
     </w:p>
     <w:p>
       <w:pPr>
-        <w:ind w:left="216"/>
+        <w:pBdr>
+          <w:left w:val="double" w:sz="12" w:space="8" w:color="B45309"/>
+        </w:pBdr>
+        <w:spacing w:before="0" w:after="60"/>
       </w:pPr>
       <w:r>
         <w:rPr>
           <w:b/>
           <w:color w:val="595959"/>
         </w:rPr>
-        <w:t>GUARD:</w:t>
+        <w:t xml:space="preserve">GUARD: </w:t>
       </w:r>
       <w:r>
-        <w:t xml:space="preserve"> Real names get gently re-framed. The relationship a teen maps may be the parent beside them — hold the anonymous frame both ways: nobody asks who was meant, in the circle or afterward. A teen with no friendship in any condition: receive, do not rescue, flag for the Lead Companion. Parents map their OWN friendships, not their teen's.</w:t>
+        <w:t>Real names get gently re-framed. The relationship a teen maps may be the parent beside them — hold the anonymous frame both ways: nobody asks who was meant, in the circle or afterward. A teen with no friendship in any condition: receive, do not rescue, flag for the Lead Companion. Parents map their OWN friendships, not their teen's.</w:t>
       </w:r>
     </w:p>
     <w:p>
       <w:pPr>
         <w:keepNext/>
-        <w:spacing w:before="160" w:after="20"/>
+        <w:pBdr>
+          <w:left w:val="single" w:sz="24" w:space="8" w:color="1F4E79"/>
+        </w:pBdr>
+        <w:shd w:val="clear" w:color="auto" w:fill="DEEAF6"/>
+        <w:spacing w:before="160" w:after="40"/>
       </w:pPr>
+      <w:r>
+        <w:rPr>
+          <w:rFonts w:ascii="Cambria" w:hAnsi="Cambria"/>
+          <w:b/>
+          <w:color w:val="1F4E79"/>
+          <w:sz w:val="30"/>
+        </w:rPr>
+        <w:t>74</w:t>
+      </w:r>
       <w:r>
         <w:rPr>
           <w:rFonts w:ascii="Cambria" w:hAnsi="Cambria"/>
@@ -714,13 +1280,32 @@
           <w:color w:val="2C5F2D"/>
           <w:sz w:val="24"/>
         </w:rPr>
-        <w:t>Slide 10 — Merge — Surfacing Common Patterns</w:t>
+        <w:t xml:space="preserve">   Merge — Surfacing Common Patterns</w:t>
+      </w:r>
+      <w:r>
+        <w:rPr>
+          <w:b/>
+          <w:color w:val="1F4E79"/>
+          <w:sz w:val="17"/>
+        </w:rPr>
+        <w:t xml:space="preserve">    CONTAINER HOLDER</w:t>
+      </w:r>
+      <w:r>
+        <w:rPr>
+          <w:b w:val="0"/>
+          <w:color w:val="7F7F7F"/>
+          <w:sz w:val="16"/>
+        </w:rPr>
+        <w:t xml:space="preserve">   · slide 10 of 16</w:t>
       </w:r>
     </w:p>
     <w:p>
       <w:pPr>
         <w:keepNext/>
-        <w:spacing w:after="40"/>
+        <w:pBdr>
+          <w:left w:val="single" w:sz="24" w:space="8" w:color="1F4E79"/>
+        </w:pBdr>
+        <w:spacing w:before="0" w:after="60"/>
       </w:pPr>
       <w:r>
         <w:rPr>
@@ -728,12 +1313,30 @@
           <w:color w:val="6B8E3F"/>
           <w:sz w:val="18"/>
         </w:rPr>
-        <w:t>S5 · 8:08–8:20 · LEAD: CONTAINER HOLDER</w:t>
+        <w:t xml:space="preserve">S5 · 8:08–8:20 · </w:t>
+      </w:r>
+      <w:r>
+        <w:rPr>
+          <w:b/>
+          <w:color w:val="1F4E79"/>
+          <w:sz w:val="18"/>
+        </w:rPr>
+        <w:t>LEAD: CONTAINER HOLDER</w:t>
+      </w:r>
+      <w:r>
+        <w:rPr>
+          <w:b/>
+          <w:color w:val="6B8E3F"/>
+          <w:sz w:val="18"/>
+        </w:rPr>
       </w:r>
     </w:p>
     <w:p>
       <w:pPr>
-        <w:ind w:left="216"/>
+        <w:pBdr>
+          <w:left w:val="single" w:sz="24" w:space="8" w:color="1F4E79"/>
+        </w:pBdr>
+        <w:spacing w:before="0" w:after="20"/>
       </w:pPr>
       <w:r>
         <w:rPr>
@@ -745,7 +1348,10 @@
     </w:p>
     <w:p>
       <w:pPr>
-        <w:ind w:left="216"/>
+        <w:pBdr>
+          <w:left w:val="single" w:sz="24" w:space="8" w:color="1F4E79"/>
+        </w:pBdr>
+        <w:spacing w:before="0" w:after="60"/>
       </w:pPr>
       <w:r>
         <w:t>1. Patterns only, no people: each pair offers one pattern. Two questions, named clearly: which condition shows up MOST OFTEN across the friendships we mapped (the most common) — and which is MOST OFTEN MISSING (the rarest).</w:t>
@@ -753,7 +1359,10 @@
     </w:p>
     <w:p>
       <w:pPr>
-        <w:ind w:left="216"/>
+        <w:pBdr>
+          <w:left w:val="single" w:sz="24" w:space="8" w:color="1F4E79"/>
+        </w:pBdr>
+        <w:spacing w:before="0" w:after="60"/>
       </w:pPr>
       <w:r>
         <w:t>2. You close with one true observation across the pairs, briefly — the actual one, e.g. 'most of us name what is missing from our friendships faster than what we ourselves don't offer.'</w:t>
@@ -761,39 +1370,58 @@
     </w:p>
     <w:p>
       <w:pPr>
-        <w:ind w:left="216"/>
+        <w:pBdr>
+          <w:left w:val="single" w:sz="24" w:space="8" w:color="1F4E79"/>
+        </w:pBdr>
+        <w:spacing w:before="0" w:after="60"/>
       </w:pPr>
       <w:r>
         <w:rPr>
           <w:b/>
           <w:color w:val="595959"/>
         </w:rPr>
-        <w:t>SMALL ROOM:</w:t>
+        <w:t xml:space="preserve">SMALL ROOM: </w:t>
       </w:r>
       <w:r>
-        <w:t xml:space="preserve"> if the room never split, the 'pairs' are the pairs you worked in — patterns surface straight to the one circle.</w:t>
+        <w:t>if the room never split, the 'pairs' are the pairs you worked in — patterns surface straight to the one circle.</w:t>
       </w:r>
     </w:p>
     <w:p>
       <w:pPr>
-        <w:ind w:left="216"/>
+        <w:pBdr>
+          <w:left w:val="single" w:sz="24" w:space="8" w:color="1F4E79"/>
+        </w:pBdr>
+        <w:spacing w:before="0" w:after="60"/>
       </w:pPr>
       <w:r>
         <w:rPr>
           <w:b/>
           <w:color w:val="595959"/>
         </w:rPr>
-        <w:t>GUARD:</w:t>
+        <w:t xml:space="preserve">GUARD: </w:t>
       </w:r>
       <w:r>
-        <w:t xml:space="preserve"> Pattern-level means pattern-level — nothing from any individual's mapping crosses cluster lines.</w:t>
+        <w:t>Pattern-level means pattern-level — nothing from any individual's mapping crosses cluster lines.</w:t>
       </w:r>
     </w:p>
     <w:p>
       <w:pPr>
         <w:keepNext/>
-        <w:spacing w:before="160" w:after="20"/>
+        <w:pBdr>
+          <w:left w:val="double" w:sz="12" w:space="8" w:color="B45309"/>
+        </w:pBdr>
+        <w:shd w:val="clear" w:color="auto" w:fill="FCE9D6"/>
+        <w:spacing w:before="160" w:after="40"/>
       </w:pPr>
+      <w:r>
+        <w:rPr>
+          <w:rFonts w:ascii="Cambria" w:hAnsi="Cambria"/>
+          <w:b/>
+          <w:color w:val="B45309"/>
+          <w:sz w:val="30"/>
+        </w:rPr>
+        <w:t>75</w:t>
+      </w:r>
       <w:r>
         <w:rPr>
           <w:rFonts w:ascii="Cambria" w:hAnsi="Cambria"/>
@@ -801,13 +1429,32 @@
           <w:color w:val="2C5F2D"/>
           <w:sz w:val="24"/>
         </w:rPr>
-        <w:t>Slide 11 — More Than the Four</w:t>
+        <w:t xml:space="preserve">   More Than the Four</w:t>
+      </w:r>
+      <w:r>
+        <w:rPr>
+          <w:b/>
+          <w:color w:val="B45309"/>
+          <w:sz w:val="17"/>
+        </w:rPr>
+        <w:t xml:space="preserve">    CONTENT PRESENTER</w:t>
+      </w:r>
+      <w:r>
+        <w:rPr>
+          <w:b w:val="0"/>
+          <w:color w:val="7F7F7F"/>
+          <w:sz w:val="16"/>
+        </w:rPr>
+        <w:t xml:space="preserve">   · slide 11 of 16</w:t>
       </w:r>
     </w:p>
     <w:p>
       <w:pPr>
         <w:keepNext/>
-        <w:spacing w:after="40"/>
+        <w:pBdr>
+          <w:left w:val="double" w:sz="12" w:space="8" w:color="B45309"/>
+        </w:pBdr>
+        <w:spacing w:before="0" w:after="60"/>
       </w:pPr>
       <w:r>
         <w:rPr>
@@ -815,12 +1462,31 @@
           <w:color w:val="6B8E3F"/>
           <w:sz w:val="18"/>
         </w:rPr>
-        <w:t>S5 · 8:18–8:20 · LEAD: CONTENT PRESENTER · WRAP-UP</w:t>
+        <w:t xml:space="preserve">S5 · 8:18–8:20 · </w:t>
+      </w:r>
+      <w:r>
+        <w:rPr>
+          <w:b/>
+          <w:color w:val="B45309"/>
+          <w:sz w:val="18"/>
+        </w:rPr>
+        <w:t>LEAD: CONTENT PRESENTER</w:t>
+      </w:r>
+      <w:r>
+        <w:rPr>
+          <w:b/>
+          <w:color w:val="6B8E3F"/>
+          <w:sz w:val="18"/>
+        </w:rPr>
+        <w:t xml:space="preserve"> · WRAP-UP</w:t>
       </w:r>
     </w:p>
     <w:p>
       <w:pPr>
-        <w:ind w:left="216"/>
+        <w:pBdr>
+          <w:left w:val="double" w:sz="12" w:space="8" w:color="B45309"/>
+        </w:pBdr>
+        <w:spacing w:before="0" w:after="20"/>
       </w:pPr>
       <w:r>
         <w:rPr>
@@ -832,7 +1498,10 @@
     </w:p>
     <w:p>
       <w:pPr>
-        <w:ind w:left="216"/>
+        <w:pBdr>
+          <w:left w:val="double" w:sz="12" w:space="8" w:color="B45309"/>
+        </w:pBdr>
+        <w:spacing w:before="0" w:after="60"/>
       </w:pPr>
       <w:r>
         <w:t>1. Name it plainly: the four conditions are foundational — they are what make a close friendship possible. They are not the whole of friendship.</w:t>
@@ -840,7 +1509,10 @@
     </w:p>
     <w:p>
       <w:pPr>
-        <w:ind w:left="216"/>
+        <w:pBdr>
+          <w:left w:val="double" w:sz="12" w:space="8" w:color="B45309"/>
+        </w:pBdr>
+        <w:spacing w:before="0" w:after="60"/>
       </w:pPr>
       <w:r>
         <w:t>2. A good friend also reaches you in other ways: they give you energy — you walk away uplifted; they are warm and caring; maybe even funny.</w:t>
@@ -848,7 +1520,10 @@
     </w:p>
     <w:p>
       <w:pPr>
-        <w:ind w:left="216"/>
+        <w:pBdr>
+          <w:left w:val="double" w:sz="12" w:space="8" w:color="B45309"/>
+        </w:pBdr>
+        <w:spacing w:before="0" w:after="60"/>
       </w:pPr>
       <w:r>
         <w:t>3. Turn it toward choice: these other gifts are a way to think about WHICH friendships you want to deepen — with the process and intentionality we have just walked. As you work your one friendship these two weeks, notice what else your good friendships give you.</w:t>
@@ -856,24 +1531,40 @@
     </w:p>
     <w:p>
       <w:pPr>
-        <w:ind w:left="216"/>
+        <w:pBdr>
+          <w:left w:val="double" w:sz="12" w:space="8" w:color="B45309"/>
+        </w:pBdr>
+        <w:spacing w:before="0" w:after="60"/>
       </w:pPr>
       <w:r>
         <w:rPr>
           <w:b/>
           <w:color w:val="595959"/>
         </w:rPr>
-        <w:t>GUARD:</w:t>
+        <w:t xml:space="preserve">GUARD: </w:t>
       </w:r>
       <w:r>
-        <w:t xml:space="preserve"> Two minutes, riding the tail of the merge block — not a second teaching. The commissioning needs its time.</w:t>
+        <w:t>Two minutes, riding the tail of the merge block — not a second teaching. The commissioning needs its time.</w:t>
       </w:r>
     </w:p>
     <w:p>
       <w:pPr>
         <w:keepNext/>
-        <w:spacing w:before="160" w:after="20"/>
+        <w:pBdr>
+          <w:left w:val="double" w:sz="12" w:space="8" w:color="B45309"/>
+        </w:pBdr>
+        <w:shd w:val="clear" w:color="auto" w:fill="FCE9D6"/>
+        <w:spacing w:before="160" w:after="40"/>
       </w:pPr>
+      <w:r>
+        <w:rPr>
+          <w:rFonts w:ascii="Cambria" w:hAnsi="Cambria"/>
+          <w:b/>
+          <w:color w:val="B45309"/>
+          <w:sz w:val="30"/>
+        </w:rPr>
+        <w:t>76</w:t>
+      </w:r>
       <w:r>
         <w:rPr>
           <w:rFonts w:ascii="Cambria" w:hAnsi="Cambria"/>
@@ -881,13 +1572,32 @@
           <w:color w:val="2C5F2D"/>
           <w:sz w:val="24"/>
         </w:rPr>
-        <w:t>Slide 12 — The Homework Practice — One Friendship, One Condition</w:t>
+        <w:t xml:space="preserve">   The Homework Practice — One Friendship, One Condition</w:t>
+      </w:r>
+      <w:r>
+        <w:rPr>
+          <w:b/>
+          <w:color w:val="B45309"/>
+          <w:sz w:val="17"/>
+        </w:rPr>
+        <w:t xml:space="preserve">    CONTENT PRESENTER</w:t>
+      </w:r>
+      <w:r>
+        <w:rPr>
+          <w:b w:val="0"/>
+          <w:color w:val="7F7F7F"/>
+          <w:sz w:val="16"/>
+        </w:rPr>
+        <w:t xml:space="preserve">   · slide 12 of 16</w:t>
       </w:r>
     </w:p>
     <w:p>
       <w:pPr>
         <w:keepNext/>
-        <w:spacing w:after="40"/>
+        <w:pBdr>
+          <w:left w:val="double" w:sz="12" w:space="8" w:color="B45309"/>
+        </w:pBdr>
+        <w:spacing w:before="0" w:after="60"/>
       </w:pPr>
       <w:r>
         <w:rPr>
@@ -895,12 +1605,30 @@
           <w:color w:val="6B8E3F"/>
           <w:sz w:val="18"/>
         </w:rPr>
-        <w:t>S5 · 8:20–8:24 · LEAD: CONTENT PRESENTER</w:t>
+        <w:t xml:space="preserve">S5 · 8:20–8:24 · </w:t>
+      </w:r>
+      <w:r>
+        <w:rPr>
+          <w:b/>
+          <w:color w:val="B45309"/>
+          <w:sz w:val="18"/>
+        </w:rPr>
+        <w:t>LEAD: CONTENT PRESENTER</w:t>
+      </w:r>
+      <w:r>
+        <w:rPr>
+          <w:b/>
+          <w:color w:val="6B8E3F"/>
+          <w:sz w:val="18"/>
+        </w:rPr>
       </w:r>
     </w:p>
     <w:p>
       <w:pPr>
-        <w:ind w:left="216"/>
+        <w:pBdr>
+          <w:left w:val="double" w:sz="12" w:space="8" w:color="B45309"/>
+        </w:pBdr>
+        <w:spacing w:before="0" w:after="20"/>
       </w:pPr>
       <w:r>
         <w:rPr>
@@ -912,7 +1640,10 @@
     </w:p>
     <w:p>
       <w:pPr>
-        <w:ind w:left="216"/>
+        <w:pBdr>
+          <w:left w:val="double" w:sz="12" w:space="8" w:color="B45309"/>
+        </w:pBdr>
+        <w:spacing w:before="0" w:after="60"/>
       </w:pPr>
       <w:r>
         <w:t>1. Pick one friendship — yours alone, told to no one. Pick one condition: the most missing, or the hardest to offer.</w:t>
@@ -920,7 +1651,10 @@
     </w:p>
     <w:p>
       <w:pPr>
-        <w:ind w:left="216"/>
+        <w:pBdr>
+          <w:left w:val="double" w:sz="12" w:space="8" w:color="B45309"/>
+        </w:pBdr>
+        <w:spacing w:before="0" w:after="60"/>
       </w:pPr>
       <w:r>
         <w:t>2. The small-number frame, restated: this is deep investment in a small number of friendships — starting with one. Not a program for your whole contact list.</w:t>
@@ -928,7 +1662,10 @@
     </w:p>
     <w:p>
       <w:pPr>
-        <w:ind w:left="216"/>
+        <w:pBdr>
+          <w:left w:val="double" w:sz="12" w:space="8" w:color="B45309"/>
+        </w:pBdr>
+        <w:spacing w:before="0" w:after="60"/>
       </w:pPr>
       <w:r>
         <w:t>3. Practice it more intentionally than usual over the two weeks — give the concrete versions: phone in another room for Present; receive without judging for Safe; name a carried thing for Clear; come in watching for what God is doing for Intentional.</w:t>
@@ -936,7 +1673,10 @@
     </w:p>
     <w:p>
       <w:pPr>
-        <w:ind w:left="216"/>
+        <w:pBdr>
+          <w:left w:val="double" w:sz="12" w:space="8" w:color="B45309"/>
+        </w:pBdr>
+        <w:spacing w:before="0" w:after="60"/>
       </w:pPr>
       <w:r>
         <w:t>4. The homework practice in writing: the Week 5 pages have journal prompts; H5.5 carries the practice. At the end of week one, report to your check-in partner.</w:t>
@@ -945,8 +1685,21 @@
     <w:p>
       <w:pPr>
         <w:keepNext/>
-        <w:spacing w:before="160" w:after="20"/>
+        <w:pBdr>
+          <w:left w:val="double" w:sz="12" w:space="8" w:color="B45309"/>
+        </w:pBdr>
+        <w:shd w:val="clear" w:color="auto" w:fill="FCE9D6"/>
+        <w:spacing w:before="160" w:after="40"/>
       </w:pPr>
+      <w:r>
+        <w:rPr>
+          <w:rFonts w:ascii="Cambria" w:hAnsi="Cambria"/>
+          <w:b/>
+          <w:color w:val="B45309"/>
+          <w:sz w:val="30"/>
+        </w:rPr>
+        <w:t>77</w:t>
+      </w:r>
       <w:r>
         <w:rPr>
           <w:rFonts w:ascii="Cambria" w:hAnsi="Cambria"/>
@@ -954,13 +1707,32 @@
           <w:color w:val="2C5F2D"/>
           <w:sz w:val="24"/>
         </w:rPr>
-        <w:t>Slide 13 — The Take-Home Sheet — the Daily Rhythm</w:t>
+        <w:t xml:space="preserve">   The Take-Home Sheet — the Daily Rhythm</w:t>
+      </w:r>
+      <w:r>
+        <w:rPr>
+          <w:b/>
+          <w:color w:val="B45309"/>
+          <w:sz w:val="17"/>
+        </w:rPr>
+        <w:t xml:space="preserve">    CONTENT PRESENTER</w:t>
+      </w:r>
+      <w:r>
+        <w:rPr>
+          <w:b w:val="0"/>
+          <w:color w:val="7F7F7F"/>
+          <w:sz w:val="16"/>
+        </w:rPr>
+        <w:t xml:space="preserve">   · slide 13 of 16</w:t>
       </w:r>
     </w:p>
     <w:p>
       <w:pPr>
         <w:keepNext/>
-        <w:spacing w:after="40"/>
+        <w:pBdr>
+          <w:left w:val="double" w:sz="12" w:space="8" w:color="B45309"/>
+        </w:pBdr>
+        <w:spacing w:before="0" w:after="60"/>
       </w:pPr>
       <w:r>
         <w:rPr>
@@ -968,12 +1740,30 @@
           <w:color w:val="6B8E3F"/>
           <w:sz w:val="18"/>
         </w:rPr>
-        <w:t>S5 · 8:20–8:24 · LEAD: CONTENT PRESENTER</w:t>
+        <w:t xml:space="preserve">S5 · 8:20–8:24 · </w:t>
+      </w:r>
+      <w:r>
+        <w:rPr>
+          <w:b/>
+          <w:color w:val="B45309"/>
+          <w:sz w:val="18"/>
+        </w:rPr>
+        <w:t>LEAD: CONTENT PRESENTER</w:t>
+      </w:r>
+      <w:r>
+        <w:rPr>
+          <w:b/>
+          <w:color w:val="6B8E3F"/>
+          <w:sz w:val="18"/>
+        </w:rPr>
       </w:r>
     </w:p>
     <w:p>
       <w:pPr>
-        <w:ind w:left="216"/>
+        <w:pBdr>
+          <w:left w:val="double" w:sz="12" w:space="8" w:color="B45309"/>
+        </w:pBdr>
+        <w:spacing w:before="0" w:after="20"/>
       </w:pPr>
       <w:r>
         <w:rPr>
@@ -985,7 +1775,10 @@
     </w:p>
     <w:p>
       <w:pPr>
-        <w:ind w:left="216"/>
+        <w:pBdr>
+          <w:left w:val="double" w:sz="12" w:space="8" w:color="B45309"/>
+        </w:pBdr>
+        <w:spacing w:before="0" w:after="60"/>
       </w:pPr>
       <w:r>
         <w:t>1. The sheet on the screen is the sheet in their hands — walk it, don't read it.</w:t>
@@ -993,7 +1786,10 @@
     </w:p>
     <w:p>
       <w:pPr>
-        <w:ind w:left="216"/>
+        <w:pBdr>
+          <w:left w:val="double" w:sz="12" w:space="8" w:color="B45309"/>
+        </w:pBdr>
+        <w:spacing w:before="0" w:after="60"/>
       </w:pPr>
       <w:r>
         <w:t>2. The standing practice first: the morning question, the evening journal line — every day, both weeks; one box per day on the two week-grids.</w:t>
@@ -1001,7 +1797,10 @@
     </w:p>
     <w:p>
       <w:pPr>
-        <w:ind w:left="216"/>
+        <w:pBdr>
+          <w:left w:val="double" w:sz="12" w:space="8" w:color="B45309"/>
+        </w:pBdr>
+        <w:spacing w:before="0" w:after="60"/>
       </w:pPr>
       <w:r>
         <w:t>3. A missed box is never a failure — it is an invitation to return.</w:t>
@@ -1009,24 +1808,40 @@
     </w:p>
     <w:p>
       <w:pPr>
-        <w:ind w:left="216"/>
+        <w:pBdr>
+          <w:left w:val="double" w:sz="12" w:space="8" w:color="B45309"/>
+        </w:pBdr>
+        <w:spacing w:before="0" w:after="60"/>
       </w:pPr>
       <w:r>
         <w:rPr>
           <w:b/>
           <w:color w:val="595959"/>
         </w:rPr>
-        <w:t>CUES:</w:t>
+        <w:t xml:space="preserve">CUES: </w:t>
       </w:r>
       <w:r>
-        <w:t xml:space="preserve"> Rides inside the commissioning block; the four parts are the next slide.</w:t>
+        <w:t>Rides inside the commissioning block; the four parts are the next slide.</w:t>
       </w:r>
     </w:p>
     <w:p>
       <w:pPr>
         <w:keepNext/>
-        <w:spacing w:before="160" w:after="20"/>
+        <w:pBdr>
+          <w:left w:val="double" w:sz="12" w:space="8" w:color="B45309"/>
+        </w:pBdr>
+        <w:shd w:val="clear" w:color="auto" w:fill="FCE9D6"/>
+        <w:spacing w:before="160" w:after="40"/>
       </w:pPr>
+      <w:r>
+        <w:rPr>
+          <w:rFonts w:ascii="Cambria" w:hAnsi="Cambria"/>
+          <w:b/>
+          <w:color w:val="B45309"/>
+          <w:sz w:val="30"/>
+        </w:rPr>
+        <w:t>78</w:t>
+      </w:r>
       <w:r>
         <w:rPr>
           <w:rFonts w:ascii="Cambria" w:hAnsi="Cambria"/>
@@ -1034,13 +1849,32 @@
           <w:color w:val="2C5F2D"/>
           <w:sz w:val="24"/>
         </w:rPr>
-        <w:t>Slide 14 — The Take-Home Sheet — the Four Parts</w:t>
+        <w:t xml:space="preserve">   The Take-Home Sheet — the Four Parts</w:t>
+      </w:r>
+      <w:r>
+        <w:rPr>
+          <w:b/>
+          <w:color w:val="B45309"/>
+          <w:sz w:val="17"/>
+        </w:rPr>
+        <w:t xml:space="preserve">    CONTENT PRESENTER</w:t>
+      </w:r>
+      <w:r>
+        <w:rPr>
+          <w:b w:val="0"/>
+          <w:color w:val="7F7F7F"/>
+          <w:sz w:val="16"/>
+        </w:rPr>
+        <w:t xml:space="preserve">   · slide 14 of 16</w:t>
       </w:r>
     </w:p>
     <w:p>
       <w:pPr>
         <w:keepNext/>
-        <w:spacing w:after="40"/>
+        <w:pBdr>
+          <w:left w:val="double" w:sz="12" w:space="8" w:color="B45309"/>
+        </w:pBdr>
+        <w:spacing w:before="0" w:after="60"/>
       </w:pPr>
       <w:r>
         <w:rPr>
@@ -1048,12 +1882,30 @@
           <w:color w:val="6B8E3F"/>
           <w:sz w:val="18"/>
         </w:rPr>
-        <w:t>S5 · 8:20–8:24 · LEAD: CONTENT PRESENTER</w:t>
+        <w:t xml:space="preserve">S5 · 8:20–8:24 · </w:t>
+      </w:r>
+      <w:r>
+        <w:rPr>
+          <w:b/>
+          <w:color w:val="B45309"/>
+          <w:sz w:val="18"/>
+        </w:rPr>
+        <w:t>LEAD: CONTENT PRESENTER</w:t>
+      </w:r>
+      <w:r>
+        <w:rPr>
+          <w:b/>
+          <w:color w:val="6B8E3F"/>
+          <w:sz w:val="18"/>
+        </w:rPr>
       </w:r>
     </w:p>
     <w:p>
       <w:pPr>
-        <w:ind w:left="216"/>
+        <w:pBdr>
+          <w:left w:val="double" w:sz="12" w:space="8" w:color="B45309"/>
+        </w:pBdr>
+        <w:spacing w:before="0" w:after="20"/>
       </w:pPr>
       <w:r>
         <w:rPr>
@@ -1065,7 +1917,10 @@
     </w:p>
     <w:p>
       <w:pPr>
-        <w:ind w:left="216"/>
+        <w:pBdr>
+          <w:left w:val="double" w:sz="12" w:space="8" w:color="B45309"/>
+        </w:pBdr>
+        <w:spacing w:before="0" w:after="60"/>
       </w:pPr>
       <w:r>
         <w:t>1. The four parts, in order: the homework practice, week one (one friendship, one condition); the end-of-week-one check-in; the homework practice, week two (same friendship, second condition — or deeper); one sentence of preparation.</w:t>
@@ -1073,7 +1928,10 @@
     </w:p>
     <w:p>
       <w:pPr>
-        <w:ind w:left="216"/>
+        <w:pBdr>
+          <w:left w:val="double" w:sz="12" w:space="8" w:color="B45309"/>
+        </w:pBdr>
+        <w:spacing w:before="0" w:after="60"/>
       </w:pPr>
       <w:r>
         <w:t>2. Check-in partners are named aloud before leaving this slide — the sheet has the line to write the name.</w:t>
@@ -1081,24 +1939,40 @@
     </w:p>
     <w:p>
       <w:pPr>
-        <w:ind w:left="216"/>
+        <w:pBdr>
+          <w:left w:val="double" w:sz="12" w:space="8" w:color="B45309"/>
+        </w:pBdr>
+        <w:spacing w:before="0" w:after="60"/>
       </w:pPr>
       <w:r>
         <w:rPr>
           <w:b/>
           <w:color w:val="595959"/>
         </w:rPr>
-        <w:t>GUARD:</w:t>
+        <w:t xml:space="preserve">GUARD: </w:t>
       </w:r>
       <w:r>
-        <w:t xml:space="preserve"> Do not reteach the practice here — the practice slide did that; this is the sheet-walk only.</w:t>
+        <w:t>Do not reteach the practice here — the practice slide did that; this is the sheet-walk only.</w:t>
       </w:r>
     </w:p>
     <w:p>
       <w:pPr>
         <w:keepNext/>
-        <w:spacing w:before="160" w:after="20"/>
+        <w:pBdr>
+          <w:left w:val="thickThinSmallGap" w:sz="24" w:space="8" w:color="6B3FA0"/>
+        </w:pBdr>
+        <w:shd w:val="clear" w:color="auto" w:fill="ECE3F5"/>
+        <w:spacing w:before="160" w:after="40"/>
       </w:pPr>
+      <w:r>
+        <w:rPr>
+          <w:rFonts w:ascii="Cambria" w:hAnsi="Cambria"/>
+          <w:b/>
+          <w:color w:val="6B3FA0"/>
+          <w:sz w:val="30"/>
+        </w:rPr>
+        <w:t>79</w:t>
+      </w:r>
       <w:r>
         <w:rPr>
           <w:rFonts w:ascii="Cambria" w:hAnsi="Cambria"/>
@@ -1106,13 +1980,32 @@
           <w:color w:val="2C5F2D"/>
           <w:sz w:val="24"/>
         </w:rPr>
-        <w:t>Slide 15 — The Leader Feedback Round</w:t>
+        <w:t xml:space="preserve">   The Leader Feedback Round</w:t>
+      </w:r>
+      <w:r>
+        <w:rPr>
+          <w:b/>
+          <w:color w:val="6B3FA0"/>
+          <w:sz w:val="17"/>
+        </w:rPr>
+        <w:t xml:space="preserve">    BOTH LEADERS</w:t>
+      </w:r>
+      <w:r>
+        <w:rPr>
+          <w:b w:val="0"/>
+          <w:color w:val="7F7F7F"/>
+          <w:sz w:val="16"/>
+        </w:rPr>
+        <w:t xml:space="preserve">   · slide 15 of 16</w:t>
       </w:r>
     </w:p>
     <w:p>
       <w:pPr>
         <w:keepNext/>
-        <w:spacing w:after="40"/>
+        <w:pBdr>
+          <w:left w:val="thickThinSmallGap" w:sz="24" w:space="8" w:color="6B3FA0"/>
+        </w:pBdr>
+        <w:spacing w:before="0" w:after="60"/>
       </w:pPr>
       <w:r>
         <w:rPr>
@@ -1120,12 +2013,30 @@
           <w:color w:val="6B8E3F"/>
           <w:sz w:val="18"/>
         </w:rPr>
-        <w:t>S5 · 8:24–8:28 · LEAD: BOTH LEADERS</w:t>
+        <w:t xml:space="preserve">S5 · 8:24–8:28 · </w:t>
+      </w:r>
+      <w:r>
+        <w:rPr>
+          <w:b/>
+          <w:color w:val="6B3FA0"/>
+          <w:sz w:val="18"/>
+        </w:rPr>
+        <w:t>LEAD: BOTH LEADERS</w:t>
+      </w:r>
+      <w:r>
+        <w:rPr>
+          <w:b/>
+          <w:color w:val="6B8E3F"/>
+          <w:sz w:val="18"/>
+        </w:rPr>
       </w:r>
     </w:p>
     <w:p>
       <w:pPr>
-        <w:ind w:left="216"/>
+        <w:pBdr>
+          <w:left w:val="thickThinSmallGap" w:sz="24" w:space="8" w:color="6B3FA0"/>
+        </w:pBdr>
+        <w:spacing w:before="0" w:after="20"/>
       </w:pPr>
       <w:r>
         <w:rPr>
@@ -1137,7 +2048,10 @@
     </w:p>
     <w:p>
       <w:pPr>
-        <w:ind w:left="216"/>
+        <w:pBdr>
+          <w:left w:val="thickThinSmallGap" w:sz="24" w:space="8" w:color="6B3FA0"/>
+        </w:pBdr>
+        <w:spacing w:before="0" w:after="60"/>
       </w:pPr>
       <w:r>
         <w:t>1. Two rounds: the container holder first, then the content presenter. Three things each: went well; do differently; what I'd tell someone teaching today's process.</w:t>
@@ -1145,7 +2059,10 @@
     </w:p>
     <w:p>
       <w:pPr>
-        <w:ind w:left="216"/>
+        <w:pBdr>
+          <w:left w:val="thickThinSmallGap" w:sz="24" w:space="8" w:color="6B3FA0"/>
+        </w:pBdr>
+        <w:spacing w:before="0" w:after="60"/>
       </w:pPr>
       <w:r>
         <w:t>2. Then the room's two questions; two or three voices is plenty.</w:t>
@@ -1153,7 +2070,10 @@
     </w:p>
     <w:p>
       <w:pPr>
-        <w:ind w:left="216"/>
+        <w:pBdr>
+          <w:left w:val="thickThinSmallGap" w:sz="24" w:space="8" w:color="6B3FA0"/>
+        </w:pBdr>
+        <w:spacing w:before="0" w:after="60"/>
       </w:pPr>
       <w:r>
         <w:t>3. Receive without defending — 'thank you' is the whole response.</w:t>
@@ -1161,24 +2081,40 @@
     </w:p>
     <w:p>
       <w:pPr>
-        <w:ind w:left="216"/>
+        <w:pBdr>
+          <w:left w:val="thickThinSmallGap" w:sz="24" w:space="8" w:color="6B3FA0"/>
+        </w:pBdr>
+        <w:spacing w:before="0" w:after="60"/>
       </w:pPr>
       <w:r>
         <w:rPr>
           <w:b/>
           <w:color w:val="595959"/>
         </w:rPr>
-        <w:t>CUES:</w:t>
+        <w:t xml:space="preserve">CUES: </w:t>
       </w:r>
       <w:r>
-        <w:t xml:space="preserve"> May be dropped if the room needs something else; twice running goes to the team debrief.</w:t>
+        <w:t>May be dropped if the room needs something else; twice running goes to the team debrief.</w:t>
       </w:r>
     </w:p>
     <w:p>
       <w:pPr>
         <w:keepNext/>
-        <w:spacing w:before="160" w:after="20"/>
+        <w:pBdr>
+          <w:left w:val="single" w:sz="24" w:space="8" w:color="1F4E79"/>
+        </w:pBdr>
+        <w:shd w:val="clear" w:color="auto" w:fill="DEEAF6"/>
+        <w:spacing w:before="160" w:after="40"/>
       </w:pPr>
+      <w:r>
+        <w:rPr>
+          <w:rFonts w:ascii="Cambria" w:hAnsi="Cambria"/>
+          <w:b/>
+          <w:color w:val="1F4E79"/>
+          <w:sz w:val="30"/>
+        </w:rPr>
+        <w:t>80</w:t>
+      </w:r>
       <w:r>
         <w:rPr>
           <w:rFonts w:ascii="Cambria" w:hAnsi="Cambria"/>
@@ -1186,13 +2122,32 @@
           <w:color w:val="2C5F2D"/>
           <w:sz w:val="24"/>
         </w:rPr>
-        <w:t>Slide 16 — Closing the Container + Aaronic Blessing</w:t>
+        <w:t xml:space="preserve">   Closing the Container + Aaronic Blessing</w:t>
+      </w:r>
+      <w:r>
+        <w:rPr>
+          <w:b/>
+          <w:color w:val="1F4E79"/>
+          <w:sz w:val="17"/>
+        </w:rPr>
+        <w:t xml:space="preserve">    CONTAINER HOLDER</w:t>
+      </w:r>
+      <w:r>
+        <w:rPr>
+          <w:b w:val="0"/>
+          <w:color w:val="7F7F7F"/>
+          <w:sz w:val="16"/>
+        </w:rPr>
+        <w:t xml:space="preserve">   · slide 16 of 16</w:t>
       </w:r>
     </w:p>
     <w:p>
       <w:pPr>
         <w:keepNext/>
-        <w:spacing w:after="40"/>
+        <w:pBdr>
+          <w:left w:val="single" w:sz="24" w:space="8" w:color="1F4E79"/>
+        </w:pBdr>
+        <w:spacing w:before="0" w:after="60"/>
       </w:pPr>
       <w:r>
         <w:rPr>
@@ -1200,12 +2155,30 @@
           <w:color w:val="6B8E3F"/>
           <w:sz w:val="18"/>
         </w:rPr>
-        <w:t>S5 · 8:28–8:30 · LEAD: CONTAINER HOLDER</w:t>
+        <w:t xml:space="preserve">S5 · 8:28–8:30 · </w:t>
+      </w:r>
+      <w:r>
+        <w:rPr>
+          <w:b/>
+          <w:color w:val="1F4E79"/>
+          <w:sz w:val="18"/>
+        </w:rPr>
+        <w:t>LEAD: CONTAINER HOLDER</w:t>
+      </w:r>
+      <w:r>
+        <w:rPr>
+          <w:b/>
+          <w:color w:val="6B8E3F"/>
+          <w:sz w:val="18"/>
+        </w:rPr>
       </w:r>
     </w:p>
     <w:p>
       <w:pPr>
-        <w:ind w:left="216"/>
+        <w:pBdr>
+          <w:left w:val="single" w:sz="24" w:space="8" w:color="1F4E79"/>
+        </w:pBdr>
+        <w:spacing w:before="0" w:after="20"/>
       </w:pPr>
       <w:r>
         <w:rPr>
@@ -1217,7 +2190,10 @@
     </w:p>
     <w:p>
       <w:pPr>
-        <w:ind w:left="216"/>
+        <w:pBdr>
+          <w:left w:val="single" w:sz="24" w:space="8" w:color="1F4E79"/>
+        </w:pBdr>
+        <w:spacing w:before="0" w:after="60"/>
       </w:pPr>
       <w:r>
         <w:t>1. 'What was named today is yours. The friendships you mapped are yours. Carry it gently.'</w:t>
@@ -1225,7 +2201,10 @@
     </w:p>
     <w:p>
       <w:pPr>
-        <w:ind w:left="216"/>
+        <w:pBdr>
+          <w:left w:val="single" w:sz="24" w:space="8" w:color="1F4E79"/>
+        </w:pBdr>
+        <w:spacing w:before="0" w:after="60"/>
       </w:pPr>
       <w:r>
         <w:t>2. Name the open door: anyone who noticed they have no friendships with these conditions — reach out to the team; that is real, and not a problem to solve in five seconds.</w:t>
@@ -1233,7 +2212,10 @@
     </w:p>
     <w:p>
       <w:pPr>
-        <w:ind w:left="216"/>
+        <w:pBdr>
+          <w:left w:val="single" w:sz="24" w:space="8" w:color="1F4E79"/>
+        </w:pBdr>
+        <w:spacing w:before="0" w:after="60"/>
       </w:pPr>
       <w:r>
         <w:t>3. Aaronic blessing. 'See you Wednesday.'</w:t>
@@ -1241,7 +2223,7 @@
     </w:p>
     <w:p>
       <w:pPr>
-        <w:spacing w:before="200"/>
+        <w:spacing w:before="200" w:after="0"/>
         <w:jc w:val="center"/>
       </w:pPr>
       <w:r>

--- a/_implementation-notes/evening-series/FotH Evening Session 5 Leader Notes DRAFT v1.docx
+++ b/_implementation-notes/evening-series/FotH Evening Session 5 Leader Notes DRAFT v1.docx
@@ -1572,7 +1572,7 @@
           <w:color w:val="2C5F2D"/>
           <w:sz w:val="24"/>
         </w:rPr>
-        <w:t xml:space="preserve">   The Homework Practice — One Friendship, One Condition</w:t>
+        <w:t xml:space="preserve">   The Homework Practice — One Relationship, One Condition</w:t>
       </w:r>
       <w:r>
         <w:rPr>
@@ -1646,7 +1646,7 @@
         <w:spacing w:before="0" w:after="60"/>
       </w:pPr>
       <w:r>
-        <w:t>1. Pick one friendship — yours alone, told to no one. Pick one condition: the most missing, or the hardest to offer.</w:t>
+        <w:t>1. Pick one relationship — a friend, a sibling, a parent, a teammate; not necessarily the closest; yours alone, told to no one. Pick one condition: the most missing, or the hardest to offer.</w:t>
       </w:r>
     </w:p>
     <w:p>
@@ -1668,7 +1668,7 @@
         <w:spacing w:before="0" w:after="60"/>
       </w:pPr>
       <w:r>
-        <w:t>3. Practice it more intentionally than usual over the two weeks — give the concrete versions: phone in another room for Present; receive without judging for Safe; name a carried thing for Clear; come in watching for what God is doing for Intentional.</w:t>
+        <w:t>3. Practice offering it more intentionally than usual over the two weeks — what you give, not a test of them; how they respond is not a grade on you — give the concrete versions: phone in another room for Present; receive without judging for Safe; name a carried thing for Clear; come in watching for what God is doing for Intentional.</w:t>
       </w:r>
     </w:p>
     <w:p>
@@ -1680,6 +1680,17 @@
       </w:pPr>
       <w:r>
         <w:t>4. The homework practice in writing: the Week 5 pages have journal prompts; H5.5 carries the practice. At the end of week one, report to your check-in partner.</w:t>
+      </w:r>
+    </w:p>
+    <w:p>
+      <w:pPr>
+        <w:pBdr>
+          <w:left w:val="double" w:sz="12" w:space="8" w:color="B45309"/>
+        </w:pBdr>
+        <w:spacing w:before="0" w:after="60"/>
+      </w:pPr>
+      <w:r>
+        <w:t>5. Say the on-ramp plainly, warmly: looking at friendships can bring up loneliness, a friendship that hurt, or one that faded. Notice it; don't fix it this week. Choose an easier relationship or set the practice down for a few days, and tell someone you trust — your partner, a parent, one of us. The sheet says it too.</w:t>
       </w:r>
     </w:p>
     <w:p>
@@ -1923,7 +1934,7 @@
         <w:spacing w:before="0" w:after="60"/>
       </w:pPr>
       <w:r>
-        <w:t>1. The four parts, in order: the homework practice, week one (one friendship, one condition); the end-of-week-one check-in; the homework practice, week two (same friendship, second condition — or deeper); one sentence of preparation.</w:t>
+        <w:t>1. The four parts, in order: the homework practice, week one (one relationship, one condition, offered — and the on-ramp if it stirs something hard); the end-of-week-one check-in; the homework practice, week two (same relationship or another, second condition — or deeper); one sentence of preparation.</w:t>
       </w:r>
     </w:p>
     <w:p>

--- a/_implementation-notes/evening-series/FotH Evening Session 5 Leader Notes DRAFT v1.docx
+++ b/_implementation-notes/evening-series/FotH Evening Session 5 Leader Notes DRAFT v1.docx
@@ -26,6 +26,26 @@
           <w:sz w:val="18"/>
         </w:rPr>
         <w:t>FotH Evening · the speaker notes, in hand — so the leading pair reads the room, not the screen. The big number on each block is the number in the corner of the screen; the colour is whose block it is. Built from the deck's own notes, so the two always agree.</w:t>
+      </w:r>
+    </w:p>
+    <w:p>
+      <w:pPr>
+        <w:spacing w:before="0" w:after="80"/>
+      </w:pPr>
+      <w:r>
+        <w:rPr>
+          <w:b/>
+          <w:color w:val="2C5F2D"/>
+          <w:sz w:val="18"/>
+        </w:rPr>
+        <w:t xml:space="preserve">Reading the numbers. </w:t>
+      </w:r>
+      <w:r>
+        <w:rPr>
+          <w:color w:val="595959"/>
+          <w:sz w:val="18"/>
+        </w:rPr>
+        <w:t>Match the big number on each block to the number in the bottom-right corner of the screen. This session is 66–80 in the series' one continuous numbering. The first slide, the series title, is “Title” here.</w:t>
       </w:r>
     </w:p>
     <w:p>

--- a/_implementation-notes/evening-series/FotH Evening Session 5 Leader Notes DRAFT v1.docx
+++ b/_implementation-notes/evening-series/FotH Evening Session 5 Leader Notes DRAFT v1.docx
@@ -2254,6 +2254,24 @@
     </w:p>
     <w:p>
       <w:pPr>
+        <w:pBdr>
+          <w:left w:val="single" w:sz="24" w:space="8" w:color="1F4E79"/>
+        </w:pBdr>
+        <w:spacing w:before="0" w:after="60"/>
+      </w:pPr>
+      <w:r>
+        <w:rPr>
+          <w:b/>
+          <w:color w:val="595959"/>
+        </w:rPr>
+        <w:t xml:space="preserve">BLESSINGS: </w:t>
+      </w:r>
+      <w:r>
+        <w:t>eyes on the person, not the screen — nothing to read; say what is on your heart for them, specific and short.</w:t>
+      </w:r>
+    </w:p>
+    <w:p>
+      <w:pPr>
         <w:spacing w:before="200" w:after="0"/>
         <w:jc w:val="center"/>
       </w:pPr>

--- a/_implementation-notes/evening-series/FotH Evening Session 5 Leader Notes DRAFT v1.docx
+++ b/_implementation-notes/evening-series/FotH Evening Session 5 Leader Notes DRAFT v1.docx
@@ -13,7 +13,7 @@
           <w:color w:val="2C5F2D"/>
           <w:sz w:val="36"/>
         </w:rPr>
-        <w:t>Leader Notes — Session 5: Knowing and Being Known</w:t>
+        <w:t>Leader Notes — Evening 4: Knowing and Being Known</w:t>
       </w:r>
     </w:p>
     <w:p>
@@ -203,7 +203,7 @@
           <w:color w:val="2C5F2D"/>
           <w:sz w:val="24"/>
         </w:rPr>
-        <w:t xml:space="preserve">   SESSION 5</w:t>
+        <w:t xml:space="preserve">   EVENING 4</w:t>
       </w:r>
       <w:r>
         <w:rPr>
@@ -236,7 +236,7 @@
           <w:color w:val="6B8E3F"/>
           <w:sz w:val="18"/>
         </w:rPr>
-        <w:t>S5 · pre-session · DIVIDER</w:t>
+        <w:t>E4 · pre-session · DIVIDER</w:t>
       </w:r>
     </w:p>
     <w:p>
@@ -308,7 +308,7 @@
           <w:color w:val="6B8E3F"/>
           <w:sz w:val="18"/>
         </w:rPr>
-        <w:t xml:space="preserve">S5 · 7:00–7:08 · </w:t>
+        <w:t xml:space="preserve">E4 · 7:00–7:08 · </w:t>
       </w:r>
       <w:r>
         <w:rPr>
@@ -418,7 +418,7 @@
           <w:color w:val="2C5F2D"/>
           <w:sz w:val="24"/>
         </w:rPr>
-        <w:t xml:space="preserve">   Session 5 — Tonight’s Road</w:t>
+        <w:t xml:space="preserve">   Evening 4 — Tonight’s Road</w:t>
       </w:r>
       <w:r>
         <w:rPr>
@@ -451,7 +451,7 @@
           <w:color w:val="6B8E3F"/>
           <w:sz w:val="18"/>
         </w:rPr>
-        <w:t xml:space="preserve">S5 · 7:00–8:30 · </w:t>
+        <w:t xml:space="preserve">E4 · 7:00–8:30 · </w:t>
       </w:r>
       <w:r>
         <w:rPr>
@@ -514,7 +514,7 @@
         <w:spacing w:before="0" w:after="60"/>
       </w:pPr>
       <w:r>
-        <w:t>3. Risk profile is nearer Week 2 than Week 3 — but 'I don't have a single friend who knows me' from a teen is its own quiet emergency; receive it and follow up within 48 hours.</w:t>
+        <w:t>3. Risk profile is nearer Evening 2 than Evening 3 — but 'I don't have a single friend who knows me' from a teen is its own quiet emergency; receive it and follow up within 48 hours.</w:t>
       </w:r>
     </w:p>
     <w:p>
@@ -593,7 +593,7 @@
           <w:color w:val="6B8E3F"/>
           <w:sz w:val="18"/>
         </w:rPr>
-        <w:t xml:space="preserve">S5 · 7:00–7:08 · </w:t>
+        <w:t xml:space="preserve">E4 · 7:00–7:08 · </w:t>
       </w:r>
       <w:r>
         <w:rPr>
@@ -728,7 +728,7 @@
           <w:color w:val="6B8E3F"/>
           <w:sz w:val="18"/>
         </w:rPr>
-        <w:t xml:space="preserve">S5 · 7:08–7:25 · </w:t>
+        <w:t xml:space="preserve">E4 · 7:08–7:25 · </w:t>
       </w:r>
       <w:r>
         <w:rPr>
@@ -852,7 +852,7 @@
           <w:color w:val="6B8E3F"/>
           <w:sz w:val="18"/>
         </w:rPr>
-        <w:t xml:space="preserve">S5 · 7:25–7:42 · </w:t>
+        <w:t xml:space="preserve">E4 · 7:25–7:42 · </w:t>
       </w:r>
       <w:r>
         <w:rPr>
@@ -1027,7 +1027,7 @@
           <w:color w:val="6B8E3F"/>
           <w:sz w:val="18"/>
         </w:rPr>
-        <w:t xml:space="preserve">S5 · 7:42–7:43 · </w:t>
+        <w:t xml:space="preserve">E4 · 7:42–7:43 · </w:t>
       </w:r>
       <w:r>
         <w:rPr>
@@ -1188,7 +1188,7 @@
           <w:color w:val="6B8E3F"/>
           <w:sz w:val="18"/>
         </w:rPr>
-        <w:t>S5 · 7:43–8:08 · PAIRS · LEAD: CONTENT PRESENTER; container holder watches</w:t>
+        <w:t>E4 · 7:43–8:08 · PAIRS · LEAD: CONTENT PRESENTER; container holder watches</w:t>
       </w:r>
     </w:p>
     <w:p>
@@ -1333,7 +1333,7 @@
           <w:color w:val="6B8E3F"/>
           <w:sz w:val="18"/>
         </w:rPr>
-        <w:t xml:space="preserve">S5 · 8:08–8:20 · </w:t>
+        <w:t xml:space="preserve">E4 · 8:08–8:20 · </w:t>
       </w:r>
       <w:r>
         <w:rPr>
@@ -1482,7 +1482,7 @@
           <w:color w:val="6B8E3F"/>
           <w:sz w:val="18"/>
         </w:rPr>
-        <w:t xml:space="preserve">S5 · 8:18–8:20 · </w:t>
+        <w:t xml:space="preserve">E4 · 8:18–8:20 · </w:t>
       </w:r>
       <w:r>
         <w:rPr>
@@ -1625,7 +1625,7 @@
           <w:color w:val="6B8E3F"/>
           <w:sz w:val="18"/>
         </w:rPr>
-        <w:t xml:space="preserve">S5 · 8:20–8:24 · </w:t>
+        <w:t xml:space="preserve">E4 · 8:20–8:24 · </w:t>
       </w:r>
       <w:r>
         <w:rPr>
@@ -1771,7 +1771,7 @@
           <w:color w:val="6B8E3F"/>
           <w:sz w:val="18"/>
         </w:rPr>
-        <w:t xml:space="preserve">S5 · 8:20–8:24 · </w:t>
+        <w:t xml:space="preserve">E4 · 8:20–8:24 · </w:t>
       </w:r>
       <w:r>
         <w:rPr>
@@ -1913,7 +1913,7 @@
           <w:color w:val="6B8E3F"/>
           <w:sz w:val="18"/>
         </w:rPr>
-        <w:t xml:space="preserve">S5 · 8:20–8:24 · </w:t>
+        <w:t xml:space="preserve">E4 · 8:20–8:24 · </w:t>
       </w:r>
       <w:r>
         <w:rPr>
@@ -2044,7 +2044,7 @@
           <w:color w:val="6B8E3F"/>
           <w:sz w:val="18"/>
         </w:rPr>
-        <w:t xml:space="preserve">S5 · 8:24–8:28 · </w:t>
+        <w:t xml:space="preserve">E4 · 8:24–8:28 · </w:t>
       </w:r>
       <w:r>
         <w:rPr>
@@ -2186,7 +2186,7 @@
           <w:color w:val="6B8E3F"/>
           <w:sz w:val="18"/>
         </w:rPr>
-        <w:t xml:space="preserve">S5 · 8:28–8:30 · </w:t>
+        <w:t xml:space="preserve">E4 · 8:28–8:30 · </w:t>
       </w:r>
       <w:r>
         <w:rPr>
@@ -2285,6 +2285,8 @@
       </w:r>
     </w:p>
     <w:sectPr>
+      <w:headerReference w:type="default" r:id="rId9"/>
+      <w:footerReference w:type="default" r:id="rId10"/>
       <w:pgSz w:w="12240" w:h="15840"/>
       <w:pgMar w:top="1008" w:right="1152" w:bottom="1008" w:left="1152" w:header="720" w:footer="720" w:gutter="0"/>
       <w:cols w:space="720"/>
@@ -2292,6 +2294,26 @@
     </w:sectPr>
   </w:body>
 </w:document>
+</file>
+
+<file path=word/footer1.xml><?xml version="1.0" encoding="utf-8"?>
+<w:ftr xmlns:m="http://schemas.openxmlformats.org/officeDocument/2006/math" xmlns:mc="http://schemas.openxmlformats.org/markup-compatibility/2006" xmlns:mo="http://schemas.microsoft.com/office/mac/office/2008/main" xmlns:mv="urn:schemas-microsoft-com:mac:vml" xmlns:o="urn:schemas-microsoft-com:office:office" xmlns:r="http://schemas.openxmlformats.org/officeDocument/2006/relationships" xmlns:v="urn:schemas-microsoft-com:vml" xmlns:w10="urn:schemas-microsoft-com:office:word" xmlns:w14="http://schemas.microsoft.com/office/word/2010/wordml" xmlns:w="http://schemas.openxmlformats.org/wordprocessingml/2006/main" xmlns:wne="http://schemas.microsoft.com/office/word/2006/wordml" xmlns:wp14="http://schemas.microsoft.com/office/word/2010/wordprocessingDrawing" xmlns:wp="http://schemas.openxmlformats.org/drawingml/2006/wordprocessingDrawing" xmlns:wpc="http://schemas.microsoft.com/office/word/2010/wordprocessingCanvas" xmlns:wpg="http://schemas.microsoft.com/office/word/2010/wordprocessingGroup" xmlns:wpi="http://schemas.microsoft.com/office/word/2010/wordprocessingInk" xmlns:wps="http://schemas.microsoft.com/office/word/2010/wordprocessingShape" mc:Ignorable="w14 wp14">
+  <w:p>
+    <w:pPr>
+      <w:pStyle w:val="Footer"/>
+    </w:pPr>
+  </w:p>
+</w:ftr>
+</file>
+
+<file path=word/header1.xml><?xml version="1.0" encoding="utf-8"?>
+<w:hdr xmlns:m="http://schemas.openxmlformats.org/officeDocument/2006/math" xmlns:mc="http://schemas.openxmlformats.org/markup-compatibility/2006" xmlns:mo="http://schemas.microsoft.com/office/mac/office/2008/main" xmlns:mv="urn:schemas-microsoft-com:mac:vml" xmlns:o="urn:schemas-microsoft-com:office:office" xmlns:r="http://schemas.openxmlformats.org/officeDocument/2006/relationships" xmlns:v="urn:schemas-microsoft-com:vml" xmlns:w10="urn:schemas-microsoft-com:office:word" xmlns:w14="http://schemas.microsoft.com/office/word/2010/wordml" xmlns:w="http://schemas.openxmlformats.org/wordprocessingml/2006/main" xmlns:wne="http://schemas.microsoft.com/office/word/2006/wordml" xmlns:wp14="http://schemas.microsoft.com/office/word/2010/wordprocessingDrawing" xmlns:wp="http://schemas.openxmlformats.org/drawingml/2006/wordprocessingDrawing" xmlns:wpc="http://schemas.microsoft.com/office/word/2010/wordprocessingCanvas" xmlns:wpg="http://schemas.microsoft.com/office/word/2010/wordprocessingGroup" xmlns:wpi="http://schemas.microsoft.com/office/word/2010/wordprocessingInk" xmlns:wps="http://schemas.microsoft.com/office/word/2010/wordprocessingShape" mc:Ignorable="w14 wp14">
+  <w:p>
+    <w:pPr>
+      <w:pStyle w:val="Header"/>
+    </w:pPr>
+  </w:p>
+</w:hdr>
 </file>
 
 <file path=word/numbering.xml><?xml version="1.0" encoding="utf-8"?>

--- a/_implementation-notes/evening-series/FotH Evening Session 5 Leader Notes DRAFT v1.docx
+++ b/_implementation-notes/evening-series/FotH Evening Session 5 Leader Notes DRAFT v1.docx
@@ -1699,7 +1699,7 @@
         <w:spacing w:before="0" w:after="60"/>
       </w:pPr>
       <w:r>
-        <w:t>4. The homework practice in writing: the Week 5 pages have journal prompts; H5.5 carries the practice. At the end of week one, report to your check-in partner.</w:t>
+        <w:t>4. The homework practice in writing: it goes in your own journal; H5.5 carries the practice. At the end of week one, report to your check-in partner.</w:t>
       </w:r>
     </w:p>
     <w:p>

--- a/_implementation-notes/evening-series/FotH Evening Session 5 Leader Notes DRAFT v1.docx
+++ b/_implementation-notes/evening-series/FotH Evening Session 5 Leader Notes DRAFT v1.docx
@@ -2249,7 +2249,7 @@
         <w:spacing w:before="0" w:after="60"/>
       </w:pPr>
       <w:r>
-        <w:t>3. Aaronic blessing. 'See you Wednesday.'</w:t>
+        <w:t>3. Aaronic blessing. 'See you in two weeks.'</w:t>
       </w:r>
     </w:p>
     <w:p>
